--- a/Monitoring Doc/Software_Requirements_Specification.docx
+++ b/Monitoring Doc/Software_Requirements_Specification.docx
@@ -41,7 +41,7 @@
           <w:color w:val="6C757D"/>
           <w:sz w:val="20"/>
         </w:rPr>
-        <w:t>Project: iHRMS Monitor - Windows Desktop Monitoring Agent | Document Version: v1.0.1 | Platform: Windows 10/11 x64</w:t>
+        <w:t>Project: Workpulse - Windows Desktop Monitoring Agent | Document Version: v1.0.1 | Platform: Windows 10/11 x64</w:t>
       </w:r>
     </w:p>
     <w:p>
@@ -533,7 +533,7 @@
                 <w:color w:val="212529"/>
                 <w:sz w:val="18"/>
               </w:rPr>
-              <w:t>Located in %LOCALAPPDATA%\iHRMS Monitor\data\.</w:t>
+              <w:t>Located in %LOCALAPPDATA%\Workpulse\data\.</w:t>
             </w:r>
           </w:p>
         </w:tc>
@@ -1176,7 +1176,7 @@
                 <w:color w:val="212529"/>
                 <w:sz w:val="18"/>
               </w:rPr>
-              <w:t>Capture desktop via mss/GDI, save to %LOCALAPPDATA%\iHRMS Monitor\screenshots\, and record metadata in SQLite.</w:t>
+              <w:t>Capture desktop via mss/GDI, save to %LOCALAPPDATA%\Workpulse\screenshots\, and record metadata in SQLite.</w:t>
             </w:r>
           </w:p>
         </w:tc>

--- a/Monitoring Doc/Software_Requirements_Specification.docx
+++ b/Monitoring Doc/Software_Requirements_Specification.docx
@@ -4,77 +4,79 @@
   <w:body>
     <w:p>
       <w:pPr>
-        <w:spacing w:before="0" w:after="40"/>
+        <w:spacing w:after="40"/>
       </w:pPr>
       <w:r>
         <w:rPr>
-          <w:rFonts w:ascii="Calibri" w:hAnsi="Calibri"/>
+          <w:rFonts w:ascii="Arial" w:hAnsi="Arial"/>
           <w:b/>
-          <w:color w:val="1E73BE"/>
-          <w:sz w:val="19"/>
+          <w:color w:val="0D9488"/>
+          <w:sz w:val="20"/>
         </w:rPr>
-        <w:t>INDOVISION CONSULTANCY SERVICES</w:t>
+        <w:t>INDOVISION SERVICES</w:t>
       </w:r>
     </w:p>
     <w:p>
       <w:pPr>
-        <w:spacing w:before="80" w:after="40"/>
+        <w:spacing w:after="80"/>
       </w:pPr>
       <w:r>
         <w:rPr>
-          <w:rFonts w:ascii="Calibri" w:hAnsi="Calibri"/>
+          <w:rFonts w:ascii="Arial" w:hAnsi="Arial"/>
           <w:b/>
-          <w:color w:val="0E4B89"/>
-          <w:sz w:val="44"/>
+          <w:color w:val="0F2942"/>
+          <w:sz w:val="40"/>
         </w:rPr>
         <w:t>Software Requirements Specification (SRS)</w:t>
       </w:r>
     </w:p>
     <w:p>
       <w:pPr>
-        <w:spacing w:before="40" w:after="200"/>
+        <w:spacing w:after="280"/>
       </w:pPr>
       <w:r>
         <w:rPr>
-          <w:rFonts w:ascii="Calibri" w:hAnsi="Calibri"/>
+          <w:rFonts w:ascii="Arial" w:hAnsi="Arial"/>
           <w:i/>
-          <w:color w:val="6C757D"/>
-          <w:sz w:val="20"/>
+          <w:color w:val="64748B"/>
+          <w:sz w:val="19"/>
         </w:rPr>
-        <w:t>Project: Workpulse - Windows Desktop Monitoring Agent | Document Version: v1.0.1 | Platform: Windows 10/11 x64</w:t>
+        <w:t>Project: Workpulse | Application Version: 2.0.2 | Platforms: Windows 10/11 x64 &amp; macOS 12+ (Universal)</w:t>
       </w:r>
     </w:p>
     <w:p>
       <w:pPr>
-        <w:spacing w:before="0" w:after="280"/>
+        <w:spacing w:after="280"/>
       </w:pPr>
       <w:r>
         <w:rPr>
-          <w:color w:val="1E73BE"/>
+          <w:rFonts w:ascii="Arial" w:hAnsi="Arial"/>
+          <w:color w:val="0D9488"/>
+          <w:sz w:val="20"/>
         </w:rPr>
-        <w:t>――――――――――――――――――――――――――――――――――――――――――――――――――――――――――――</w:t>
+        <w:t>――――――――――――――――――――――――――――――――――――――――――――――――――――――――――</w:t>
       </w:r>
     </w:p>
     <w:p>
       <w:pPr>
         <w:keepNext/>
-        <w:spacing w:before="320" w:after="80"/>
+        <w:spacing w:before="280" w:after="120"/>
       </w:pPr>
       <w:r>
         <w:rPr>
-          <w:rFonts w:ascii="Calibri" w:hAnsi="Calibri"/>
+          <w:rFonts w:ascii="Arial" w:hAnsi="Arial"/>
           <w:b/>
-          <w:color w:val="0E4B89"/>
+          <w:color w:val="0F2942"/>
           <w:sz w:val="28"/>
         </w:rPr>
-        <w:t>1. System Environment &amp; Target Specifications</w:t>
+        <w:t>1. System Environment &amp; Platform Constraints</w:t>
       </w:r>
     </w:p>
     <w:tbl>
       <w:tblPr>
         <w:tblW w:type="auto" w:w="0"/>
         <w:jc w:val="center"/>
-        <w:tblLayout w:type="autofit"/>
+        <w:tblLayout w:type="fixed"/>
         <w:tblLook w:firstColumn="1" w:firstRow="1" w:lastColumn="0" w:lastRow="0" w:noHBand="0" w:noVBand="1" w:val="04A0"/>
       </w:tblPr>
       <w:tblGrid>
@@ -85,13 +87,13 @@
       <w:tr>
         <w:tc>
           <w:tcPr>
-            <w:tcW w:type="dxa" w:w="3312"/>
-            <w:shd w:fill="0E4B89"/>
+            <w:tcW w:type="dxa" w:w="2592"/>
+            <w:shd w:fill="0F2942"/>
             <w:tcMar>
-              <w:top w:w="100" w:type="dxa"/>
-              <w:bottom w:w="100" w:type="dxa"/>
-              <w:left w:w="120" w:type="dxa"/>
-              <w:right w:w="120" w:type="dxa"/>
+              <w:top w:w="120" w:type="dxa"/>
+              <w:bottom w:w="120" w:type="dxa"/>
+              <w:left w:w="150" w:type="dxa"/>
+              <w:right w:w="150" w:type="dxa"/>
             </w:tcMar>
           </w:tcPr>
           <w:p>
@@ -100,24 +102,24 @@
             </w:pPr>
             <w:r>
               <w:rPr>
-                <w:rFonts w:ascii="Calibri" w:hAnsi="Calibri"/>
+                <w:rFonts w:ascii="Arial" w:hAnsi="Arial"/>
                 <w:b/>
                 <w:color w:val="FFFFFF"/>
                 <w:sz w:val="19"/>
               </w:rPr>
-              <w:t>Parameter</w:t>
+              <w:t>Environment Component</w:t>
             </w:r>
           </w:p>
         </w:tc>
         <w:tc>
           <w:tcPr>
-            <w:tcW w:type="dxa" w:w="3312"/>
-            <w:shd w:fill="0E4B89"/>
+            <w:tcW w:type="dxa" w:w="3600"/>
+            <w:shd w:fill="0F2942"/>
             <w:tcMar>
-              <w:top w:w="100" w:type="dxa"/>
-              <w:bottom w:w="100" w:type="dxa"/>
-              <w:left w:w="120" w:type="dxa"/>
-              <w:right w:w="120" w:type="dxa"/>
+              <w:top w:w="120" w:type="dxa"/>
+              <w:bottom w:w="120" w:type="dxa"/>
+              <w:left w:w="150" w:type="dxa"/>
+              <w:right w:w="150" w:type="dxa"/>
             </w:tcMar>
           </w:tcPr>
           <w:p>
@@ -126,24 +128,24 @@
             </w:pPr>
             <w:r>
               <w:rPr>
-                <w:rFonts w:ascii="Calibri" w:hAnsi="Calibri"/>
+                <w:rFonts w:ascii="Arial" w:hAnsi="Arial"/>
                 <w:b/>
                 <w:color w:val="FFFFFF"/>
                 <w:sz w:val="19"/>
               </w:rPr>
-              <w:t>Target Specification</w:t>
+              <w:t>Windows Specification</w:t>
             </w:r>
           </w:p>
         </w:tc>
         <w:tc>
           <w:tcPr>
-            <w:tcW w:type="dxa" w:w="3312"/>
-            <w:shd w:fill="0E4B89"/>
+            <w:tcW w:type="dxa" w:w="3600"/>
+            <w:shd w:fill="0F2942"/>
             <w:tcMar>
-              <w:top w:w="100" w:type="dxa"/>
-              <w:bottom w:w="100" w:type="dxa"/>
-              <w:left w:w="120" w:type="dxa"/>
-              <w:right w:w="120" w:type="dxa"/>
+              <w:top w:w="120" w:type="dxa"/>
+              <w:bottom w:w="120" w:type="dxa"/>
+              <w:left w:w="150" w:type="dxa"/>
+              <w:right w:w="150" w:type="dxa"/>
             </w:tcMar>
           </w:tcPr>
           <w:p>
@@ -152,12 +154,12 @@
             </w:pPr>
             <w:r>
               <w:rPr>
-                <w:rFonts w:ascii="Calibri" w:hAnsi="Calibri"/>
+                <w:rFonts w:ascii="Arial" w:hAnsi="Arial"/>
                 <w:b/>
                 <w:color w:val="FFFFFF"/>
                 <w:sz w:val="19"/>
               </w:rPr>
-              <w:t>Operational Notes</w:t>
+              <w:t>macOS Specification</w:t>
             </w:r>
           </w:p>
         </w:tc>
@@ -165,12 +167,13 @@
       <w:tr>
         <w:tc>
           <w:tcPr>
-            <w:tcW w:type="dxa" w:w="3312"/>
+            <w:tcW w:type="dxa" w:w="2592"/>
+            <w:shd w:fill="FFFFFF"/>
             <w:tcMar>
-              <w:top w:w="70" w:type="dxa"/>
-              <w:bottom w:w="70" w:type="dxa"/>
-              <w:left w:w="120" w:type="dxa"/>
-              <w:right w:w="120" w:type="dxa"/>
+              <w:top w:w="80" w:type="dxa"/>
+              <w:bottom w:w="80" w:type="dxa"/>
+              <w:left w:w="150" w:type="dxa"/>
+              <w:right w:w="150" w:type="dxa"/>
             </w:tcMar>
           </w:tcPr>
           <w:p>
@@ -179,8 +182,8 @@
             </w:pPr>
             <w:r>
               <w:rPr>
-                <w:rFonts w:ascii="Calibri" w:hAnsi="Calibri"/>
-                <w:color w:val="212529"/>
+                <w:rFonts w:ascii="Arial" w:hAnsi="Arial"/>
+                <w:color w:val="2D3748"/>
                 <w:sz w:val="18"/>
               </w:rPr>
               <w:t>Operating System</w:t>
@@ -189,12 +192,13 @@
         </w:tc>
         <w:tc>
           <w:tcPr>
-            <w:tcW w:type="dxa" w:w="3312"/>
+            <w:tcW w:type="dxa" w:w="3600"/>
+            <w:shd w:fill="FFFFFF"/>
             <w:tcMar>
-              <w:top w:w="70" w:type="dxa"/>
-              <w:bottom w:w="70" w:type="dxa"/>
-              <w:left w:w="120" w:type="dxa"/>
-              <w:right w:w="120" w:type="dxa"/>
+              <w:top w:w="80" w:type="dxa"/>
+              <w:bottom w:w="80" w:type="dxa"/>
+              <w:left w:w="150" w:type="dxa"/>
+              <w:right w:w="150" w:type="dxa"/>
             </w:tcMar>
           </w:tcPr>
           <w:p>
@@ -203,22 +207,23 @@
             </w:pPr>
             <w:r>
               <w:rPr>
-                <w:rFonts w:ascii="Calibri" w:hAnsi="Calibri"/>
-                <w:color w:val="212529"/>
+                <w:rFonts w:ascii="Arial" w:hAnsi="Arial"/>
+                <w:color w:val="2D3748"/>
                 <w:sz w:val="18"/>
               </w:rPr>
-              <w:t>Microsoft Windows 10 (Build 19041+) / Windows 11 (64-bit)</w:t>
+              <w:t>Windows 10, Windows 11 (64-bit)</w:t>
             </w:r>
           </w:p>
         </w:tc>
         <w:tc>
           <w:tcPr>
-            <w:tcW w:type="dxa" w:w="3312"/>
+            <w:tcW w:type="dxa" w:w="3600"/>
+            <w:shd w:fill="FFFFFF"/>
             <w:tcMar>
-              <w:top w:w="70" w:type="dxa"/>
-              <w:bottom w:w="70" w:type="dxa"/>
-              <w:left w:w="120" w:type="dxa"/>
-              <w:right w:w="120" w:type="dxa"/>
+              <w:top w:w="80" w:type="dxa"/>
+              <w:bottom w:w="80" w:type="dxa"/>
+              <w:left w:w="150" w:type="dxa"/>
+              <w:right w:w="150" w:type="dxa"/>
             </w:tcMar>
           </w:tcPr>
           <w:p>
@@ -227,11 +232,11 @@
             </w:pPr>
             <w:r>
               <w:rPr>
-                <w:rFonts w:ascii="Calibri" w:hAnsi="Calibri"/>
-                <w:color w:val="212529"/>
+                <w:rFonts w:ascii="Arial" w:hAnsi="Arial"/>
+                <w:color w:val="2D3748"/>
                 <w:sz w:val="18"/>
               </w:rPr>
-              <w:t>Fully tested on standard and enterprise editions.</w:t>
+              <w:t>macOS 12+ (Monterey, Ventura, Sonoma, Sequoia)</w:t>
             </w:r>
           </w:p>
         </w:tc>
@@ -239,13 +244,13 @@
       <w:tr>
         <w:tc>
           <w:tcPr>
-            <w:tcW w:type="dxa" w:w="3312"/>
-            <w:shd w:fill="F4F7FA"/>
+            <w:tcW w:type="dxa" w:w="2592"/>
+            <w:shd w:fill="F8FAFC"/>
             <w:tcMar>
-              <w:top w:w="70" w:type="dxa"/>
-              <w:bottom w:w="70" w:type="dxa"/>
-              <w:left w:w="120" w:type="dxa"/>
-              <w:right w:w="120" w:type="dxa"/>
+              <w:top w:w="80" w:type="dxa"/>
+              <w:bottom w:w="80" w:type="dxa"/>
+              <w:left w:w="150" w:type="dxa"/>
+              <w:right w:w="150" w:type="dxa"/>
             </w:tcMar>
           </w:tcPr>
           <w:p>
@@ -254,8 +259,8 @@
             </w:pPr>
             <w:r>
               <w:rPr>
-                <w:rFonts w:ascii="Calibri" w:hAnsi="Calibri"/>
-                <w:color w:val="212529"/>
+                <w:rFonts w:ascii="Arial" w:hAnsi="Arial"/>
+                <w:color w:val="2D3748"/>
                 <w:sz w:val="18"/>
               </w:rPr>
               <w:t>Runtime Environment</w:t>
@@ -264,13 +269,13 @@
         </w:tc>
         <w:tc>
           <w:tcPr>
-            <w:tcW w:type="dxa" w:w="3312"/>
-            <w:shd w:fill="F4F7FA"/>
+            <w:tcW w:type="dxa" w:w="3600"/>
+            <w:shd w:fill="F8FAFC"/>
             <w:tcMar>
-              <w:top w:w="70" w:type="dxa"/>
-              <w:bottom w:w="70" w:type="dxa"/>
-              <w:left w:w="120" w:type="dxa"/>
-              <w:right w:w="120" w:type="dxa"/>
+              <w:top w:w="80" w:type="dxa"/>
+              <w:bottom w:w="80" w:type="dxa"/>
+              <w:left w:w="150" w:type="dxa"/>
+              <w:right w:w="150" w:type="dxa"/>
             </w:tcMar>
           </w:tcPr>
           <w:p>
@@ -279,23 +284,23 @@
             </w:pPr>
             <w:r>
               <w:rPr>
-                <w:rFonts w:ascii="Calibri" w:hAnsi="Calibri"/>
-                <w:color w:val="212529"/>
+                <w:rFonts w:ascii="Arial" w:hAnsi="Arial"/>
+                <w:color w:val="2D3748"/>
                 <w:sz w:val="18"/>
               </w:rPr>
-              <w:t>Python 3.10+ embedded with PySide6 (Qt 6.6+)</w:t>
+              <w:t>Python 3.12 (CPython x64)</w:t>
             </w:r>
           </w:p>
         </w:tc>
         <w:tc>
           <w:tcPr>
-            <w:tcW w:type="dxa" w:w="3312"/>
-            <w:shd w:fill="F4F7FA"/>
+            <w:tcW w:type="dxa" w:w="3600"/>
+            <w:shd w:fill="F8FAFC"/>
             <w:tcMar>
-              <w:top w:w="70" w:type="dxa"/>
-              <w:bottom w:w="70" w:type="dxa"/>
-              <w:left w:w="120" w:type="dxa"/>
-              <w:right w:w="120" w:type="dxa"/>
+              <w:top w:w="80" w:type="dxa"/>
+              <w:bottom w:w="80" w:type="dxa"/>
+              <w:left w:w="150" w:type="dxa"/>
+              <w:right w:w="150" w:type="dxa"/>
             </w:tcMar>
           </w:tcPr>
           <w:p>
@@ -304,11 +309,11 @@
             </w:pPr>
             <w:r>
               <w:rPr>
-                <w:rFonts w:ascii="Calibri" w:hAnsi="Calibri"/>
-                <w:color w:val="212529"/>
+                <w:rFonts w:ascii="Arial" w:hAnsi="Arial"/>
+                <w:color w:val="2D3748"/>
                 <w:sz w:val="18"/>
               </w:rPr>
-              <w:t>Compiled into standalone PE binary via PyInstaller.</w:t>
+              <w:t>Python 3.12 (CPython Universal2)</w:t>
             </w:r>
           </w:p>
         </w:tc>
@@ -316,12 +321,13 @@
       <w:tr>
         <w:tc>
           <w:tcPr>
-            <w:tcW w:type="dxa" w:w="3312"/>
+            <w:tcW w:type="dxa" w:w="2592"/>
+            <w:shd w:fill="FFFFFF"/>
             <w:tcMar>
-              <w:top w:w="70" w:type="dxa"/>
-              <w:bottom w:w="70" w:type="dxa"/>
-              <w:left w:w="120" w:type="dxa"/>
-              <w:right w:w="120" w:type="dxa"/>
+              <w:top w:w="80" w:type="dxa"/>
+              <w:bottom w:w="80" w:type="dxa"/>
+              <w:left w:w="150" w:type="dxa"/>
+              <w:right w:w="150" w:type="dxa"/>
             </w:tcMar>
           </w:tcPr>
           <w:p>
@@ -330,22 +336,23 @@
             </w:pPr>
             <w:r>
               <w:rPr>
-                <w:rFonts w:ascii="Calibri" w:hAnsi="Calibri"/>
-                <w:color w:val="212529"/>
+                <w:rFonts w:ascii="Arial" w:hAnsi="Arial"/>
+                <w:color w:val="2D3748"/>
                 <w:sz w:val="18"/>
               </w:rPr>
-              <w:t>CPU Utilization</w:t>
+              <w:t>UI Framework</w:t>
             </w:r>
           </w:p>
         </w:tc>
         <w:tc>
           <w:tcPr>
-            <w:tcW w:type="dxa" w:w="3312"/>
+            <w:tcW w:type="dxa" w:w="3600"/>
+            <w:shd w:fill="FFFFFF"/>
             <w:tcMar>
-              <w:top w:w="70" w:type="dxa"/>
-              <w:bottom w:w="70" w:type="dxa"/>
-              <w:left w:w="120" w:type="dxa"/>
-              <w:right w:w="120" w:type="dxa"/>
+              <w:top w:w="80" w:type="dxa"/>
+              <w:bottom w:w="80" w:type="dxa"/>
+              <w:left w:w="150" w:type="dxa"/>
+              <w:right w:w="150" w:type="dxa"/>
             </w:tcMar>
           </w:tcPr>
           <w:p>
@@ -354,22 +361,23 @@
             </w:pPr>
             <w:r>
               <w:rPr>
-                <w:rFonts w:ascii="Calibri" w:hAnsi="Calibri"/>
-                <w:color w:val="212529"/>
+                <w:rFonts w:ascii="Arial" w:hAnsi="Arial"/>
+                <w:color w:val="2D3748"/>
                 <w:sz w:val="18"/>
               </w:rPr>
-              <w:t>&lt; 0.5% during background idle, &lt; 1.5% during active polling</w:t>
+              <w:t>PySide6 (Qt 6.7+)</w:t>
             </w:r>
           </w:p>
         </w:tc>
         <w:tc>
           <w:tcPr>
-            <w:tcW w:type="dxa" w:w="3312"/>
+            <w:tcW w:type="dxa" w:w="3600"/>
+            <w:shd w:fill="FFFFFF"/>
             <w:tcMar>
-              <w:top w:w="70" w:type="dxa"/>
-              <w:bottom w:w="70" w:type="dxa"/>
-              <w:left w:w="120" w:type="dxa"/>
-              <w:right w:w="120" w:type="dxa"/>
+              <w:top w:w="80" w:type="dxa"/>
+              <w:bottom w:w="80" w:type="dxa"/>
+              <w:left w:w="150" w:type="dxa"/>
+              <w:right w:w="150" w:type="dxa"/>
             </w:tcMar>
           </w:tcPr>
           <w:p>
@@ -378,11 +386,11 @@
             </w:pPr>
             <w:r>
               <w:rPr>
-                <w:rFonts w:ascii="Calibri" w:hAnsi="Calibri"/>
-                <w:color w:val="212529"/>
+                <w:rFonts w:ascii="Arial" w:hAnsi="Arial"/>
+                <w:color w:val="2D3748"/>
                 <w:sz w:val="18"/>
               </w:rPr>
-              <w:t>Ultra-low impact on user workflow.</w:t>
+              <w:t>PySide6 (Qt 6.7+)</w:t>
             </w:r>
           </w:p>
         </w:tc>
@@ -390,13 +398,13 @@
       <w:tr>
         <w:tc>
           <w:tcPr>
-            <w:tcW w:type="dxa" w:w="3312"/>
-            <w:shd w:fill="F4F7FA"/>
+            <w:tcW w:type="dxa" w:w="2592"/>
+            <w:shd w:fill="F8FAFC"/>
             <w:tcMar>
-              <w:top w:w="70" w:type="dxa"/>
-              <w:bottom w:w="70" w:type="dxa"/>
-              <w:left w:w="120" w:type="dxa"/>
-              <w:right w:w="120" w:type="dxa"/>
+              <w:top w:w="80" w:type="dxa"/>
+              <w:bottom w:w="80" w:type="dxa"/>
+              <w:left w:w="150" w:type="dxa"/>
+              <w:right w:w="150" w:type="dxa"/>
             </w:tcMar>
           </w:tcPr>
           <w:p>
@@ -405,23 +413,23 @@
             </w:pPr>
             <w:r>
               <w:rPr>
-                <w:rFonts w:ascii="Calibri" w:hAnsi="Calibri"/>
-                <w:color w:val="212529"/>
+                <w:rFonts w:ascii="Arial" w:hAnsi="Arial"/>
+                <w:color w:val="2D3748"/>
                 <w:sz w:val="18"/>
               </w:rPr>
-              <w:t>Memory Footprint</w:t>
+              <w:t>Platform Libraries</w:t>
             </w:r>
           </w:p>
         </w:tc>
         <w:tc>
           <w:tcPr>
-            <w:tcW w:type="dxa" w:w="3312"/>
-            <w:shd w:fill="F4F7FA"/>
+            <w:tcW w:type="dxa" w:w="3600"/>
+            <w:shd w:fill="F8FAFC"/>
             <w:tcMar>
-              <w:top w:w="70" w:type="dxa"/>
-              <w:bottom w:w="70" w:type="dxa"/>
-              <w:left w:w="120" w:type="dxa"/>
-              <w:right w:w="120" w:type="dxa"/>
+              <w:top w:w="80" w:type="dxa"/>
+              <w:bottom w:w="80" w:type="dxa"/>
+              <w:left w:w="150" w:type="dxa"/>
+              <w:right w:w="150" w:type="dxa"/>
             </w:tcMar>
           </w:tcPr>
           <w:p>
@@ -430,23 +438,23 @@
             </w:pPr>
             <w:r>
               <w:rPr>
-                <w:rFonts w:ascii="Calibri" w:hAnsi="Calibri"/>
-                <w:color w:val="212529"/>
+                <w:rFonts w:ascii="Arial" w:hAnsi="Arial"/>
+                <w:color w:val="2D3748"/>
                 <w:sz w:val="18"/>
               </w:rPr>
-              <w:t>45 MB nominal, 75 MB peak during screenshot encoding</w:t>
+              <w:t>pywin32 (228+), ctypes</w:t>
             </w:r>
           </w:p>
         </w:tc>
         <w:tc>
           <w:tcPr>
-            <w:tcW w:type="dxa" w:w="3312"/>
-            <w:shd w:fill="F4F7FA"/>
+            <w:tcW w:type="dxa" w:w="3600"/>
+            <w:shd w:fill="F8FAFC"/>
             <w:tcMar>
-              <w:top w:w="70" w:type="dxa"/>
-              <w:bottom w:w="70" w:type="dxa"/>
-              <w:left w:w="120" w:type="dxa"/>
-              <w:right w:w="120" w:type="dxa"/>
+              <w:top w:w="80" w:type="dxa"/>
+              <w:bottom w:w="80" w:type="dxa"/>
+              <w:left w:w="150" w:type="dxa"/>
+              <w:right w:w="150" w:type="dxa"/>
             </w:tcMar>
           </w:tcPr>
           <w:p>
@@ -455,11 +463,11 @@
             </w:pPr>
             <w:r>
               <w:rPr>
-                <w:rFonts w:ascii="Calibri" w:hAnsi="Calibri"/>
-                <w:color w:val="212529"/>
+                <w:rFonts w:ascii="Arial" w:hAnsi="Arial"/>
+                <w:color w:val="2D3748"/>
                 <w:sz w:val="18"/>
               </w:rPr>
-              <w:t>Memory aggressively freed after sync.</w:t>
+              <w:t>PyObjC (pyobjc-framework-Quartz, Cocoa)</w:t>
             </w:r>
           </w:p>
         </w:tc>
@@ -467,12 +475,13 @@
       <w:tr>
         <w:tc>
           <w:tcPr>
-            <w:tcW w:type="dxa" w:w="3312"/>
+            <w:tcW w:type="dxa" w:w="2592"/>
+            <w:shd w:fill="FFFFFF"/>
             <w:tcMar>
-              <w:top w:w="70" w:type="dxa"/>
-              <w:bottom w:w="70" w:type="dxa"/>
-              <w:left w:w="120" w:type="dxa"/>
-              <w:right w:w="120" w:type="dxa"/>
+              <w:top w:w="80" w:type="dxa"/>
+              <w:bottom w:w="80" w:type="dxa"/>
+              <w:left w:w="150" w:type="dxa"/>
+              <w:right w:w="150" w:type="dxa"/>
             </w:tcMar>
           </w:tcPr>
           <w:p>
@@ -481,22 +490,23 @@
             </w:pPr>
             <w:r>
               <w:rPr>
-                <w:rFonts w:ascii="Calibri" w:hAnsi="Calibri"/>
-                <w:color w:val="212529"/>
+                <w:rFonts w:ascii="Arial" w:hAnsi="Arial"/>
+                <w:color w:val="2D3748"/>
                 <w:sz w:val="18"/>
               </w:rPr>
-              <w:t>Disk Storage</w:t>
+              <w:t>Local Storage</w:t>
             </w:r>
           </w:p>
         </w:tc>
         <w:tc>
           <w:tcPr>
-            <w:tcW w:type="dxa" w:w="3312"/>
+            <w:tcW w:type="dxa" w:w="3600"/>
+            <w:shd w:fill="FFFFFF"/>
             <w:tcMar>
-              <w:top w:w="70" w:type="dxa"/>
-              <w:bottom w:w="70" w:type="dxa"/>
-              <w:left w:w="120" w:type="dxa"/>
-              <w:right w:w="120" w:type="dxa"/>
+              <w:top w:w="80" w:type="dxa"/>
+              <w:bottom w:w="80" w:type="dxa"/>
+              <w:left w:w="150" w:type="dxa"/>
+              <w:right w:w="150" w:type="dxa"/>
             </w:tcMar>
           </w:tcPr>
           <w:p>
@@ -505,22 +515,23 @@
             </w:pPr>
             <w:r>
               <w:rPr>
-                <w:rFonts w:ascii="Calibri" w:hAnsi="Calibri"/>
-                <w:color w:val="212529"/>
+                <w:rFonts w:ascii="Arial" w:hAnsi="Arial"/>
+                <w:color w:val="2D3748"/>
                 <w:sz w:val="18"/>
               </w:rPr>
-              <w:t>SQLite 3 with Write-Ahead Logging (WAL) enabled</w:t>
+              <w:t>%LOCALAPPDATA%\Workpulse\data\</w:t>
             </w:r>
           </w:p>
         </w:tc>
         <w:tc>
           <w:tcPr>
-            <w:tcW w:type="dxa" w:w="3312"/>
+            <w:tcW w:type="dxa" w:w="3600"/>
+            <w:shd w:fill="FFFFFF"/>
             <w:tcMar>
-              <w:top w:w="70" w:type="dxa"/>
-              <w:bottom w:w="70" w:type="dxa"/>
-              <w:left w:w="120" w:type="dxa"/>
-              <w:right w:w="120" w:type="dxa"/>
+              <w:top w:w="80" w:type="dxa"/>
+              <w:bottom w:w="80" w:type="dxa"/>
+              <w:left w:w="150" w:type="dxa"/>
+              <w:right w:w="150" w:type="dxa"/>
             </w:tcMar>
           </w:tcPr>
           <w:p>
@@ -529,11 +540,11 @@
             </w:pPr>
             <w:r>
               <w:rPr>
-                <w:rFonts w:ascii="Calibri" w:hAnsi="Calibri"/>
-                <w:color w:val="212529"/>
+                <w:rFonts w:ascii="Arial" w:hAnsi="Arial"/>
+                <w:color w:val="2D3748"/>
                 <w:sz w:val="18"/>
               </w:rPr>
-              <w:t>Located in %LOCALAPPDATA%\Workpulse\data\.</w:t>
+              <w:t>~/Library/Application Support/Workpulse/data/</w:t>
             </w:r>
           </w:p>
         </w:tc>
@@ -541,13 +552,13 @@
       <w:tr>
         <w:tc>
           <w:tcPr>
-            <w:tcW w:type="dxa" w:w="3312"/>
-            <w:shd w:fill="F4F7FA"/>
+            <w:tcW w:type="dxa" w:w="2592"/>
+            <w:shd w:fill="F8FAFC"/>
             <w:tcMar>
-              <w:top w:w="70" w:type="dxa"/>
-              <w:bottom w:w="70" w:type="dxa"/>
-              <w:left w:w="120" w:type="dxa"/>
-              <w:right w:w="120" w:type="dxa"/>
+              <w:top w:w="80" w:type="dxa"/>
+              <w:bottom w:w="80" w:type="dxa"/>
+              <w:left w:w="150" w:type="dxa"/>
+              <w:right w:w="150" w:type="dxa"/>
             </w:tcMar>
           </w:tcPr>
           <w:p>
@@ -556,23 +567,23 @@
             </w:pPr>
             <w:r>
               <w:rPr>
-                <w:rFonts w:ascii="Calibri" w:hAnsi="Calibri"/>
-                <w:color w:val="212529"/>
+                <w:rFonts w:ascii="Arial" w:hAnsi="Arial"/>
+                <w:color w:val="2D3748"/>
                 <w:sz w:val="18"/>
               </w:rPr>
-              <w:t>Network Protocols</w:t>
+              <w:t>Installer Packaging</w:t>
             </w:r>
           </w:p>
         </w:tc>
         <w:tc>
           <w:tcPr>
-            <w:tcW w:type="dxa" w:w="3312"/>
-            <w:shd w:fill="F4F7FA"/>
+            <w:tcW w:type="dxa" w:w="3600"/>
+            <w:shd w:fill="F8FAFC"/>
             <w:tcMar>
-              <w:top w:w="70" w:type="dxa"/>
-              <w:bottom w:w="70" w:type="dxa"/>
-              <w:left w:w="120" w:type="dxa"/>
-              <w:right w:w="120" w:type="dxa"/>
+              <w:top w:w="80" w:type="dxa"/>
+              <w:bottom w:w="80" w:type="dxa"/>
+              <w:left w:w="150" w:type="dxa"/>
+              <w:right w:w="150" w:type="dxa"/>
             </w:tcMar>
           </w:tcPr>
           <w:p>
@@ -581,23 +592,23 @@
             </w:pPr>
             <w:r>
               <w:rPr>
-                <w:rFonts w:ascii="Calibri" w:hAnsi="Calibri"/>
-                <w:color w:val="212529"/>
+                <w:rFonts w:ascii="Arial" w:hAnsi="Arial"/>
+                <w:color w:val="2D3748"/>
                 <w:sz w:val="18"/>
               </w:rPr>
-              <w:t>HTTPS / TLS 1.2 / TLS 1.3</w:t>
+              <w:t>Inno Setup 6.x (WorkpulseSetup.exe)</w:t>
             </w:r>
           </w:p>
         </w:tc>
         <w:tc>
           <w:tcPr>
-            <w:tcW w:type="dxa" w:w="3312"/>
-            <w:shd w:fill="F4F7FA"/>
+            <w:tcW w:type="dxa" w:w="3600"/>
+            <w:shd w:fill="F8FAFC"/>
             <w:tcMar>
-              <w:top w:w="70" w:type="dxa"/>
-              <w:bottom w:w="70" w:type="dxa"/>
-              <w:left w:w="120" w:type="dxa"/>
-              <w:right w:w="120" w:type="dxa"/>
+              <w:top w:w="80" w:type="dxa"/>
+              <w:bottom w:w="80" w:type="dxa"/>
+              <w:left w:w="150" w:type="dxa"/>
+              <w:right w:w="150" w:type="dxa"/>
             </w:tcMar>
           </w:tcPr>
           <w:p>
@@ -606,11 +617,11 @@
             </w:pPr>
             <w:r>
               <w:rPr>
-                <w:rFonts w:ascii="Calibri" w:hAnsi="Calibri"/>
-                <w:color w:val="212529"/>
+                <w:rFonts w:ascii="Arial" w:hAnsi="Arial"/>
+                <w:color w:val="2D3748"/>
                 <w:sz w:val="18"/>
               </w:rPr>
-              <w:t>RESTful JSON and Multipart Form-Data.</w:t>
+              <w:t>Drag-and-Drop Notarized DMG (Workpulse.dmg)</w:t>
             </w:r>
           </w:p>
         </w:tc>
@@ -618,1133 +629,292 @@
     </w:tbl>
     <w:p>
       <w:pPr>
-        <w:spacing w:before="40" w:after="80"/>
+        <w:spacing w:after="160"/>
       </w:pPr>
     </w:p>
     <w:p>
       <w:pPr>
         <w:keepNext/>
-        <w:spacing w:before="320" w:after="80"/>
+        <w:spacing w:before="280" w:after="120"/>
       </w:pPr>
       <w:r>
         <w:rPr>
-          <w:rFonts w:ascii="Calibri" w:hAnsi="Calibri"/>
+          <w:rFonts w:ascii="Arial" w:hAnsi="Arial"/>
           <w:b/>
-          <w:color w:val="0E4B89"/>
+          <w:color w:val="0F2942"/>
           <w:sz w:val="28"/>
         </w:rPr>
-        <w:t>2. Functional Requirements</w:t>
+        <w:t>2. Detailed Functional Requirements</w:t>
       </w:r>
-    </w:p>
-    <w:tbl>
-      <w:tblPr>
-        <w:tblW w:type="auto" w:w="0"/>
-        <w:jc w:val="center"/>
-        <w:tblLayout w:type="autofit"/>
-        <w:tblLook w:firstColumn="1" w:firstRow="1" w:lastColumn="0" w:lastRow="0" w:noHBand="0" w:noVBand="1" w:val="04A0"/>
-      </w:tblPr>
-      <w:tblGrid>
-        <w:gridCol w:w="3312"/>
-        <w:gridCol w:w="3312"/>
-        <w:gridCol w:w="3312"/>
-      </w:tblGrid>
-      <w:tr>
-        <w:tc>
-          <w:tcPr>
-            <w:tcW w:type="dxa" w:w="3312"/>
-            <w:shd w:fill="0E4B89"/>
-            <w:tcMar>
-              <w:top w:w="100" w:type="dxa"/>
-              <w:bottom w:w="100" w:type="dxa"/>
-              <w:left w:w="120" w:type="dxa"/>
-              <w:right w:w="120" w:type="dxa"/>
-            </w:tcMar>
-          </w:tcPr>
-          <w:p>
-            <w:pPr>
-              <w:jc w:val="left"/>
-            </w:pPr>
-            <w:r>
-              <w:rPr>
-                <w:rFonts w:ascii="Calibri" w:hAnsi="Calibri"/>
-                <w:b/>
-                <w:color w:val="FFFFFF"/>
-                <w:sz w:val="19"/>
-              </w:rPr>
-              <w:t>Req ID</w:t>
-            </w:r>
-          </w:p>
-        </w:tc>
-        <w:tc>
-          <w:tcPr>
-            <w:tcW w:type="dxa" w:w="3312"/>
-            <w:shd w:fill="0E4B89"/>
-            <w:tcMar>
-              <w:top w:w="100" w:type="dxa"/>
-              <w:bottom w:w="100" w:type="dxa"/>
-              <w:left w:w="120" w:type="dxa"/>
-              <w:right w:w="120" w:type="dxa"/>
-            </w:tcMar>
-          </w:tcPr>
-          <w:p>
-            <w:pPr>
-              <w:jc w:val="left"/>
-            </w:pPr>
-            <w:r>
-              <w:rPr>
-                <w:rFonts w:ascii="Calibri" w:hAnsi="Calibri"/>
-                <w:b/>
-                <w:color w:val="FFFFFF"/>
-                <w:sz w:val="19"/>
-              </w:rPr>
-              <w:t>Module</w:t>
-            </w:r>
-          </w:p>
-        </w:tc>
-        <w:tc>
-          <w:tcPr>
-            <w:tcW w:type="dxa" w:w="3312"/>
-            <w:shd w:fill="0E4B89"/>
-            <w:tcMar>
-              <w:top w:w="100" w:type="dxa"/>
-              <w:bottom w:w="100" w:type="dxa"/>
-              <w:left w:w="120" w:type="dxa"/>
-              <w:right w:w="120" w:type="dxa"/>
-            </w:tcMar>
-          </w:tcPr>
-          <w:p>
-            <w:pPr>
-              <w:jc w:val="left"/>
-            </w:pPr>
-            <w:r>
-              <w:rPr>
-                <w:rFonts w:ascii="Calibri" w:hAnsi="Calibri"/>
-                <w:b/>
-                <w:color w:val="FFFFFF"/>
-                <w:sz w:val="19"/>
-              </w:rPr>
-              <w:t>Specification Details</w:t>
-            </w:r>
-          </w:p>
-        </w:tc>
-      </w:tr>
-      <w:tr>
-        <w:tc>
-          <w:tcPr>
-            <w:tcW w:type="dxa" w:w="3312"/>
-            <w:tcMar>
-              <w:top w:w="70" w:type="dxa"/>
-              <w:bottom w:w="70" w:type="dxa"/>
-              <w:left w:w="120" w:type="dxa"/>
-              <w:right w:w="120" w:type="dxa"/>
-            </w:tcMar>
-          </w:tcPr>
-          <w:p>
-            <w:pPr>
-              <w:jc w:val="left"/>
-            </w:pPr>
-            <w:r>
-              <w:rPr>
-                <w:rFonts w:ascii="Calibri" w:hAnsi="Calibri"/>
-                <w:color w:val="212529"/>
-                <w:sz w:val="18"/>
-              </w:rPr>
-              <w:t>FR-01</w:t>
-            </w:r>
-          </w:p>
-        </w:tc>
-        <w:tc>
-          <w:tcPr>
-            <w:tcW w:type="dxa" w:w="3312"/>
-            <w:tcMar>
-              <w:top w:w="70" w:type="dxa"/>
-              <w:bottom w:w="70" w:type="dxa"/>
-              <w:left w:w="120" w:type="dxa"/>
-              <w:right w:w="120" w:type="dxa"/>
-            </w:tcMar>
-          </w:tcPr>
-          <w:p>
-            <w:pPr>
-              <w:jc w:val="left"/>
-            </w:pPr>
-            <w:r>
-              <w:rPr>
-                <w:rFonts w:ascii="Calibri" w:hAnsi="Calibri"/>
-                <w:color w:val="212529"/>
-                <w:sz w:val="18"/>
-              </w:rPr>
-              <w:t>Company Resolution</w:t>
-            </w:r>
-          </w:p>
-        </w:tc>
-        <w:tc>
-          <w:tcPr>
-            <w:tcW w:type="dxa" w:w="3312"/>
-            <w:tcMar>
-              <w:top w:w="70" w:type="dxa"/>
-              <w:bottom w:w="70" w:type="dxa"/>
-              <w:left w:w="120" w:type="dxa"/>
-              <w:right w:w="120" w:type="dxa"/>
-            </w:tcMar>
-          </w:tcPr>
-          <w:p>
-            <w:pPr>
-              <w:jc w:val="left"/>
-            </w:pPr>
-            <w:r>
-              <w:rPr>
-                <w:rFonts w:ascii="Calibri" w:hAnsi="Calibri"/>
-                <w:color w:val="212529"/>
-                <w:sz w:val="18"/>
-              </w:rPr>
-              <w:t>Client shall POST company_code to /app_controller/company_verify, validate response, and set base_url in ApiConfig singleton.</w:t>
-            </w:r>
-          </w:p>
-        </w:tc>
-      </w:tr>
-      <w:tr>
-        <w:tc>
-          <w:tcPr>
-            <w:tcW w:type="dxa" w:w="3312"/>
-            <w:shd w:fill="F4F7FA"/>
-            <w:tcMar>
-              <w:top w:w="70" w:type="dxa"/>
-              <w:bottom w:w="70" w:type="dxa"/>
-              <w:left w:w="120" w:type="dxa"/>
-              <w:right w:w="120" w:type="dxa"/>
-            </w:tcMar>
-          </w:tcPr>
-          <w:p>
-            <w:pPr>
-              <w:jc w:val="left"/>
-            </w:pPr>
-            <w:r>
-              <w:rPr>
-                <w:rFonts w:ascii="Calibri" w:hAnsi="Calibri"/>
-                <w:color w:val="212529"/>
-                <w:sz w:val="18"/>
-              </w:rPr>
-              <w:t>FR-02</w:t>
-            </w:r>
-          </w:p>
-        </w:tc>
-        <w:tc>
-          <w:tcPr>
-            <w:tcW w:type="dxa" w:w="3312"/>
-            <w:shd w:fill="F4F7FA"/>
-            <w:tcMar>
-              <w:top w:w="70" w:type="dxa"/>
-              <w:bottom w:w="70" w:type="dxa"/>
-              <w:left w:w="120" w:type="dxa"/>
-              <w:right w:w="120" w:type="dxa"/>
-            </w:tcMar>
-          </w:tcPr>
-          <w:p>
-            <w:pPr>
-              <w:jc w:val="left"/>
-            </w:pPr>
-            <w:r>
-              <w:rPr>
-                <w:rFonts w:ascii="Calibri" w:hAnsi="Calibri"/>
-                <w:color w:val="212529"/>
-                <w:sz w:val="18"/>
-              </w:rPr>
-              <w:t>Authentication</w:t>
-            </w:r>
-          </w:p>
-        </w:tc>
-        <w:tc>
-          <w:tcPr>
-            <w:tcW w:type="dxa" w:w="3312"/>
-            <w:shd w:fill="F4F7FA"/>
-            <w:tcMar>
-              <w:top w:w="70" w:type="dxa"/>
-              <w:bottom w:w="70" w:type="dxa"/>
-              <w:left w:w="120" w:type="dxa"/>
-              <w:right w:w="120" w:type="dxa"/>
-            </w:tcMar>
-          </w:tcPr>
-          <w:p>
-            <w:pPr>
-              <w:jc w:val="left"/>
-            </w:pPr>
-            <w:r>
-              <w:rPr>
-                <w:rFonts w:ascii="Calibri" w:hAnsi="Calibri"/>
-                <w:color w:val="212529"/>
-                <w:sz w:val="18"/>
-              </w:rPr>
-              <w:t>Client shall POST credentials to /auth/login, parse access_token, and persist encrypted session via Windows DPAPI.</w:t>
-            </w:r>
-          </w:p>
-        </w:tc>
-      </w:tr>
-      <w:tr>
-        <w:tc>
-          <w:tcPr>
-            <w:tcW w:type="dxa" w:w="3312"/>
-            <w:tcMar>
-              <w:top w:w="70" w:type="dxa"/>
-              <w:bottom w:w="70" w:type="dxa"/>
-              <w:left w:w="120" w:type="dxa"/>
-              <w:right w:w="120" w:type="dxa"/>
-            </w:tcMar>
-          </w:tcPr>
-          <w:p>
-            <w:pPr>
-              <w:jc w:val="left"/>
-            </w:pPr>
-            <w:r>
-              <w:rPr>
-                <w:rFonts w:ascii="Calibri" w:hAnsi="Calibri"/>
-                <w:color w:val="212529"/>
-                <w:sz w:val="18"/>
-              </w:rPr>
-              <w:t>FR-03</w:t>
-            </w:r>
-          </w:p>
-        </w:tc>
-        <w:tc>
-          <w:tcPr>
-            <w:tcW w:type="dxa" w:w="3312"/>
-            <w:tcMar>
-              <w:top w:w="70" w:type="dxa"/>
-              <w:bottom w:w="70" w:type="dxa"/>
-              <w:left w:w="120" w:type="dxa"/>
-              <w:right w:w="120" w:type="dxa"/>
-            </w:tcMar>
-          </w:tcPr>
-          <w:p>
-            <w:pPr>
-              <w:jc w:val="left"/>
-            </w:pPr>
-            <w:r>
-              <w:rPr>
-                <w:rFonts w:ascii="Calibri" w:hAnsi="Calibri"/>
-                <w:color w:val="212529"/>
-                <w:sz w:val="18"/>
-              </w:rPr>
-              <w:t>Device Enrollment</w:t>
-            </w:r>
-          </w:p>
-        </w:tc>
-        <w:tc>
-          <w:tcPr>
-            <w:tcW w:type="dxa" w:w="3312"/>
-            <w:tcMar>
-              <w:top w:w="70" w:type="dxa"/>
-              <w:bottom w:w="70" w:type="dxa"/>
-              <w:left w:w="120" w:type="dxa"/>
-              <w:right w:w="120" w:type="dxa"/>
-            </w:tcMar>
-          </w:tcPr>
-          <w:p>
-            <w:pPr>
-              <w:jc w:val="left"/>
-            </w:pPr>
-            <w:r>
-              <w:rPr>
-                <w:rFonts w:ascii="Calibri" w:hAnsi="Calibri"/>
-                <w:color w:val="212529"/>
-                <w:sz w:val="18"/>
-              </w:rPr>
-              <w:t>Client shall generate Hardware UUID via WMI/Win32 and POST to /device/enroll to obtain scoped device_token.</w:t>
-            </w:r>
-          </w:p>
-        </w:tc>
-      </w:tr>
-      <w:tr>
-        <w:tc>
-          <w:tcPr>
-            <w:tcW w:type="dxa" w:w="3312"/>
-            <w:shd w:fill="F4F7FA"/>
-            <w:tcMar>
-              <w:top w:w="70" w:type="dxa"/>
-              <w:bottom w:w="70" w:type="dxa"/>
-              <w:left w:w="120" w:type="dxa"/>
-              <w:right w:w="120" w:type="dxa"/>
-            </w:tcMar>
-          </w:tcPr>
-          <w:p>
-            <w:pPr>
-              <w:jc w:val="left"/>
-            </w:pPr>
-            <w:r>
-              <w:rPr>
-                <w:rFonts w:ascii="Calibri" w:hAnsi="Calibri"/>
-                <w:color w:val="212529"/>
-                <w:sz w:val="18"/>
-              </w:rPr>
-              <w:t>FR-04</w:t>
-            </w:r>
-          </w:p>
-        </w:tc>
-        <w:tc>
-          <w:tcPr>
-            <w:tcW w:type="dxa" w:w="3312"/>
-            <w:shd w:fill="F4F7FA"/>
-            <w:tcMar>
-              <w:top w:w="70" w:type="dxa"/>
-              <w:bottom w:w="70" w:type="dxa"/>
-              <w:left w:w="120" w:type="dxa"/>
-              <w:right w:w="120" w:type="dxa"/>
-            </w:tcMar>
-          </w:tcPr>
-          <w:p>
-            <w:pPr>
-              <w:jc w:val="left"/>
-            </w:pPr>
-            <w:r>
-              <w:rPr>
-                <w:rFonts w:ascii="Calibri" w:hAnsi="Calibri"/>
-                <w:color w:val="212529"/>
-                <w:sz w:val="18"/>
-              </w:rPr>
-              <w:t>Activity Capture</w:t>
-            </w:r>
-          </w:p>
-        </w:tc>
-        <w:tc>
-          <w:tcPr>
-            <w:tcW w:type="dxa" w:w="3312"/>
-            <w:shd w:fill="F4F7FA"/>
-            <w:tcMar>
-              <w:top w:w="70" w:type="dxa"/>
-              <w:bottom w:w="70" w:type="dxa"/>
-              <w:left w:w="120" w:type="dxa"/>
-              <w:right w:w="120" w:type="dxa"/>
-            </w:tcMar>
-          </w:tcPr>
-          <w:p>
-            <w:pPr>
-              <w:jc w:val="left"/>
-            </w:pPr>
-            <w:r>
-              <w:rPr>
-                <w:rFonts w:ascii="Calibri" w:hAnsi="Calibri"/>
-                <w:color w:val="212529"/>
-                <w:sz w:val="18"/>
-              </w:rPr>
-              <w:t>PlatformActivityProvider shall poll GetForegroundWindow every 1000ms and commit closed sessions to SQLite.</w:t>
-            </w:r>
-          </w:p>
-        </w:tc>
-      </w:tr>
-      <w:tr>
-        <w:tc>
-          <w:tcPr>
-            <w:tcW w:type="dxa" w:w="3312"/>
-            <w:tcMar>
-              <w:top w:w="70" w:type="dxa"/>
-              <w:bottom w:w="70" w:type="dxa"/>
-              <w:left w:w="120" w:type="dxa"/>
-              <w:right w:w="120" w:type="dxa"/>
-            </w:tcMar>
-          </w:tcPr>
-          <w:p>
-            <w:pPr>
-              <w:jc w:val="left"/>
-            </w:pPr>
-            <w:r>
-              <w:rPr>
-                <w:rFonts w:ascii="Calibri" w:hAnsi="Calibri"/>
-                <w:color w:val="212529"/>
-                <w:sz w:val="18"/>
-              </w:rPr>
-              <w:t>FR-05</w:t>
-            </w:r>
-          </w:p>
-        </w:tc>
-        <w:tc>
-          <w:tcPr>
-            <w:tcW w:type="dxa" w:w="3312"/>
-            <w:tcMar>
-              <w:top w:w="70" w:type="dxa"/>
-              <w:bottom w:w="70" w:type="dxa"/>
-              <w:left w:w="120" w:type="dxa"/>
-              <w:right w:w="120" w:type="dxa"/>
-            </w:tcMar>
-          </w:tcPr>
-          <w:p>
-            <w:pPr>
-              <w:jc w:val="left"/>
-            </w:pPr>
-            <w:r>
-              <w:rPr>
-                <w:rFonts w:ascii="Calibri" w:hAnsi="Calibri"/>
-                <w:color w:val="212529"/>
-                <w:sz w:val="18"/>
-              </w:rPr>
-              <w:t>Idle State Engine</w:t>
-            </w:r>
-          </w:p>
-        </w:tc>
-        <w:tc>
-          <w:tcPr>
-            <w:tcW w:type="dxa" w:w="3312"/>
-            <w:tcMar>
-              <w:top w:w="70" w:type="dxa"/>
-              <w:bottom w:w="70" w:type="dxa"/>
-              <w:left w:w="120" w:type="dxa"/>
-              <w:right w:w="120" w:type="dxa"/>
-            </w:tcMar>
-          </w:tcPr>
-          <w:p>
-            <w:pPr>
-              <w:jc w:val="left"/>
-            </w:pPr>
-            <w:r>
-              <w:rPr>
-                <w:rFonts w:ascii="Calibri" w:hAnsi="Calibri"/>
-                <w:color w:val="212529"/>
-                <w:sz w:val="18"/>
-              </w:rPr>
-              <w:t>On idle detection (&gt;60s), preserve foreground app; on activity resumption, record idle_start_time, idle_end_time, idle_duration_seconds.</w:t>
-            </w:r>
-          </w:p>
-        </w:tc>
-      </w:tr>
-      <w:tr>
-        <w:tc>
-          <w:tcPr>
-            <w:tcW w:type="dxa" w:w="3312"/>
-            <w:shd w:fill="F4F7FA"/>
-            <w:tcMar>
-              <w:top w:w="70" w:type="dxa"/>
-              <w:bottom w:w="70" w:type="dxa"/>
-              <w:left w:w="120" w:type="dxa"/>
-              <w:right w:w="120" w:type="dxa"/>
-            </w:tcMar>
-          </w:tcPr>
-          <w:p>
-            <w:pPr>
-              <w:jc w:val="left"/>
-            </w:pPr>
-            <w:r>
-              <w:rPr>
-                <w:rFonts w:ascii="Calibri" w:hAnsi="Calibri"/>
-                <w:color w:val="212529"/>
-                <w:sz w:val="18"/>
-              </w:rPr>
-              <w:t>FR-06</w:t>
-            </w:r>
-          </w:p>
-        </w:tc>
-        <w:tc>
-          <w:tcPr>
-            <w:tcW w:type="dxa" w:w="3312"/>
-            <w:shd w:fill="F4F7FA"/>
-            <w:tcMar>
-              <w:top w:w="70" w:type="dxa"/>
-              <w:bottom w:w="70" w:type="dxa"/>
-              <w:left w:w="120" w:type="dxa"/>
-              <w:right w:w="120" w:type="dxa"/>
-            </w:tcMar>
-          </w:tcPr>
-          <w:p>
-            <w:pPr>
-              <w:jc w:val="left"/>
-            </w:pPr>
-            <w:r>
-              <w:rPr>
-                <w:rFonts w:ascii="Calibri" w:hAnsi="Calibri"/>
-                <w:color w:val="212529"/>
-                <w:sz w:val="18"/>
-              </w:rPr>
-              <w:t>Screenshot Engine</w:t>
-            </w:r>
-          </w:p>
-        </w:tc>
-        <w:tc>
-          <w:tcPr>
-            <w:tcW w:type="dxa" w:w="3312"/>
-            <w:shd w:fill="F4F7FA"/>
-            <w:tcMar>
-              <w:top w:w="70" w:type="dxa"/>
-              <w:bottom w:w="70" w:type="dxa"/>
-              <w:left w:w="120" w:type="dxa"/>
-              <w:right w:w="120" w:type="dxa"/>
-            </w:tcMar>
-          </w:tcPr>
-          <w:p>
-            <w:pPr>
-              <w:jc w:val="left"/>
-            </w:pPr>
-            <w:r>
-              <w:rPr>
-                <w:rFonts w:ascii="Calibri" w:hAnsi="Calibri"/>
-                <w:color w:val="212529"/>
-                <w:sz w:val="18"/>
-              </w:rPr>
-              <w:t>Capture desktop via mss/GDI, save to %LOCALAPPDATA%\Workpulse\screenshots\, and record metadata in SQLite.</w:t>
-            </w:r>
-          </w:p>
-        </w:tc>
-      </w:tr>
-      <w:tr>
-        <w:tc>
-          <w:tcPr>
-            <w:tcW w:type="dxa" w:w="3312"/>
-            <w:tcMar>
-              <w:top w:w="70" w:type="dxa"/>
-              <w:bottom w:w="70" w:type="dxa"/>
-              <w:left w:w="120" w:type="dxa"/>
-              <w:right w:w="120" w:type="dxa"/>
-            </w:tcMar>
-          </w:tcPr>
-          <w:p>
-            <w:pPr>
-              <w:jc w:val="left"/>
-            </w:pPr>
-            <w:r>
-              <w:rPr>
-                <w:rFonts w:ascii="Calibri" w:hAnsi="Calibri"/>
-                <w:color w:val="212529"/>
-                <w:sz w:val="18"/>
-              </w:rPr>
-              <w:t>FR-07</w:t>
-            </w:r>
-          </w:p>
-        </w:tc>
-        <w:tc>
-          <w:tcPr>
-            <w:tcW w:type="dxa" w:w="3312"/>
-            <w:tcMar>
-              <w:top w:w="70" w:type="dxa"/>
-              <w:bottom w:w="70" w:type="dxa"/>
-              <w:left w:w="120" w:type="dxa"/>
-              <w:right w:w="120" w:type="dxa"/>
-            </w:tcMar>
-          </w:tcPr>
-          <w:p>
-            <w:pPr>
-              <w:jc w:val="left"/>
-            </w:pPr>
-            <w:r>
-              <w:rPr>
-                <w:rFonts w:ascii="Calibri" w:hAnsi="Calibri"/>
-                <w:color w:val="212529"/>
-                <w:sz w:val="18"/>
-              </w:rPr>
-              <w:t>Batch Sync Worker</w:t>
-            </w:r>
-          </w:p>
-        </w:tc>
-        <w:tc>
-          <w:tcPr>
-            <w:tcW w:type="dxa" w:w="3312"/>
-            <w:tcMar>
-              <w:top w:w="70" w:type="dxa"/>
-              <w:bottom w:w="70" w:type="dxa"/>
-              <w:left w:w="120" w:type="dxa"/>
-              <w:right w:w="120" w:type="dxa"/>
-            </w:tcMar>
-          </w:tcPr>
-          <w:p>
-            <w:pPr>
-              <w:jc w:val="left"/>
-            </w:pPr>
-            <w:r>
-              <w:rPr>
-                <w:rFonts w:ascii="Calibri" w:hAnsi="Calibri"/>
-                <w:color w:val="212529"/>
-                <w:sz w:val="18"/>
-              </w:rPr>
-              <w:t>SyncService shall batch up to 50 pending records to /tracking/sync_activities_batch every sync_interval_seconds.</w:t>
-            </w:r>
-          </w:p>
-        </w:tc>
-      </w:tr>
-      <w:tr>
-        <w:tc>
-          <w:tcPr>
-            <w:tcW w:type="dxa" w:w="3312"/>
-            <w:shd w:fill="F4F7FA"/>
-            <w:tcMar>
-              <w:top w:w="70" w:type="dxa"/>
-              <w:bottom w:w="70" w:type="dxa"/>
-              <w:left w:w="120" w:type="dxa"/>
-              <w:right w:w="120" w:type="dxa"/>
-            </w:tcMar>
-          </w:tcPr>
-          <w:p>
-            <w:pPr>
-              <w:jc w:val="left"/>
-            </w:pPr>
-            <w:r>
-              <w:rPr>
-                <w:rFonts w:ascii="Calibri" w:hAnsi="Calibri"/>
-                <w:color w:val="212529"/>
-                <w:sz w:val="18"/>
-              </w:rPr>
-              <w:t>FR-08</w:t>
-            </w:r>
-          </w:p>
-        </w:tc>
-        <w:tc>
-          <w:tcPr>
-            <w:tcW w:type="dxa" w:w="3312"/>
-            <w:shd w:fill="F4F7FA"/>
-            <w:tcMar>
-              <w:top w:w="70" w:type="dxa"/>
-              <w:bottom w:w="70" w:type="dxa"/>
-              <w:left w:w="120" w:type="dxa"/>
-              <w:right w:w="120" w:type="dxa"/>
-            </w:tcMar>
-          </w:tcPr>
-          <w:p>
-            <w:pPr>
-              <w:jc w:val="left"/>
-            </w:pPr>
-            <w:r>
-              <w:rPr>
-                <w:rFonts w:ascii="Calibri" w:hAnsi="Calibri"/>
-                <w:color w:val="212529"/>
-                <w:sz w:val="18"/>
-              </w:rPr>
-              <w:t>Verified Cleanup</w:t>
-            </w:r>
-          </w:p>
-        </w:tc>
-        <w:tc>
-          <w:tcPr>
-            <w:tcW w:type="dxa" w:w="3312"/>
-            <w:shd w:fill="F4F7FA"/>
-            <w:tcMar>
-              <w:top w:w="70" w:type="dxa"/>
-              <w:bottom w:w="70" w:type="dxa"/>
-              <w:left w:w="120" w:type="dxa"/>
-              <w:right w:w="120" w:type="dxa"/>
-            </w:tcMar>
-          </w:tcPr>
-          <w:p>
-            <w:pPr>
-              <w:jc w:val="left"/>
-            </w:pPr>
-            <w:r>
-              <w:rPr>
-                <w:rFonts w:ascii="Calibri" w:hAnsi="Calibri"/>
-                <w:color w:val="212529"/>
-                <w:sz w:val="18"/>
-              </w:rPr>
-              <w:t>Screenshots uploaded via /tracking/upload_screenshot shall be deleted from disk only upon verified HTTP 200 Success response.</w:t>
-            </w:r>
-          </w:p>
-        </w:tc>
-      </w:tr>
-      <w:tr>
-        <w:tc>
-          <w:tcPr>
-            <w:tcW w:type="dxa" w:w="3312"/>
-            <w:tcMar>
-              <w:top w:w="70" w:type="dxa"/>
-              <w:bottom w:w="70" w:type="dxa"/>
-              <w:left w:w="120" w:type="dxa"/>
-              <w:right w:w="120" w:type="dxa"/>
-            </w:tcMar>
-          </w:tcPr>
-          <w:p>
-            <w:pPr>
-              <w:jc w:val="left"/>
-            </w:pPr>
-            <w:r>
-              <w:rPr>
-                <w:rFonts w:ascii="Calibri" w:hAnsi="Calibri"/>
-                <w:color w:val="212529"/>
-                <w:sz w:val="18"/>
-              </w:rPr>
-              <w:t>FR-09</w:t>
-            </w:r>
-          </w:p>
-        </w:tc>
-        <w:tc>
-          <w:tcPr>
-            <w:tcW w:type="dxa" w:w="3312"/>
-            <w:tcMar>
-              <w:top w:w="70" w:type="dxa"/>
-              <w:bottom w:w="70" w:type="dxa"/>
-              <w:left w:w="120" w:type="dxa"/>
-              <w:right w:w="120" w:type="dxa"/>
-            </w:tcMar>
-          </w:tcPr>
-          <w:p>
-            <w:pPr>
-              <w:jc w:val="left"/>
-            </w:pPr>
-            <w:r>
-              <w:rPr>
-                <w:rFonts w:ascii="Calibri" w:hAnsi="Calibri"/>
-                <w:color w:val="212529"/>
-                <w:sz w:val="18"/>
-              </w:rPr>
-              <w:t>Heartbeat &amp; Config</w:t>
-            </w:r>
-          </w:p>
-        </w:tc>
-        <w:tc>
-          <w:tcPr>
-            <w:tcW w:type="dxa" w:w="3312"/>
-            <w:tcMar>
-              <w:top w:w="70" w:type="dxa"/>
-              <w:bottom w:w="70" w:type="dxa"/>
-              <w:left w:w="120" w:type="dxa"/>
-              <w:right w:w="120" w:type="dxa"/>
-            </w:tcMar>
-          </w:tcPr>
-          <w:p>
-            <w:pPr>
-              <w:jc w:val="left"/>
-            </w:pPr>
-            <w:r>
-              <w:rPr>
-                <w:rFonts w:ascii="Calibri" w:hAnsi="Calibri"/>
-                <w:color w:val="212529"/>
-                <w:sz w:val="18"/>
-              </w:rPr>
-              <w:t>Poll /device/heartbeat every 60s; dynamically update sync_interval_seconds and idle_threshold_seconds in runtime.</w:t>
-            </w:r>
-          </w:p>
-        </w:tc>
-      </w:tr>
-      <w:tr>
-        <w:tc>
-          <w:tcPr>
-            <w:tcW w:type="dxa" w:w="3312"/>
-            <w:shd w:fill="F4F7FA"/>
-            <w:tcMar>
-              <w:top w:w="70" w:type="dxa"/>
-              <w:bottom w:w="70" w:type="dxa"/>
-              <w:left w:w="120" w:type="dxa"/>
-              <w:right w:w="120" w:type="dxa"/>
-            </w:tcMar>
-          </w:tcPr>
-          <w:p>
-            <w:pPr>
-              <w:jc w:val="left"/>
-            </w:pPr>
-            <w:r>
-              <w:rPr>
-                <w:rFonts w:ascii="Calibri" w:hAnsi="Calibri"/>
-                <w:color w:val="212529"/>
-                <w:sz w:val="18"/>
-              </w:rPr>
-              <w:t>FR-10</w:t>
-            </w:r>
-          </w:p>
-        </w:tc>
-        <w:tc>
-          <w:tcPr>
-            <w:tcW w:type="dxa" w:w="3312"/>
-            <w:shd w:fill="F4F7FA"/>
-            <w:tcMar>
-              <w:top w:w="70" w:type="dxa"/>
-              <w:bottom w:w="70" w:type="dxa"/>
-              <w:left w:w="120" w:type="dxa"/>
-              <w:right w:w="120" w:type="dxa"/>
-            </w:tcMar>
-          </w:tcPr>
-          <w:p>
-            <w:pPr>
-              <w:jc w:val="left"/>
-            </w:pPr>
-            <w:r>
-              <w:rPr>
-                <w:rFonts w:ascii="Calibri" w:hAnsi="Calibri"/>
-                <w:color w:val="212529"/>
-                <w:sz w:val="18"/>
-              </w:rPr>
-              <w:t>Dynamic Versioning</w:t>
-            </w:r>
-          </w:p>
-        </w:tc>
-        <w:tc>
-          <w:tcPr>
-            <w:tcW w:type="dxa" w:w="3312"/>
-            <w:shd w:fill="F4F7FA"/>
-            <w:tcMar>
-              <w:top w:w="70" w:type="dxa"/>
-              <w:bottom w:w="70" w:type="dxa"/>
-              <w:left w:w="120" w:type="dxa"/>
-              <w:right w:w="120" w:type="dxa"/>
-            </w:tcMar>
-          </w:tcPr>
-          <w:p>
-            <w:pPr>
-              <w:jc w:val="left"/>
-            </w:pPr>
-            <w:r>
-              <w:rPr>
-                <w:rFonts w:ascii="Calibri" w:hAnsi="Calibri"/>
-                <w:color w:val="212529"/>
-                <w:sz w:val="18"/>
-              </w:rPr>
-              <w:t>get_running_app_version() shall extract PE version info dynamically; UI elements shall bind to this single source of truth.</w:t>
-            </w:r>
-          </w:p>
-        </w:tc>
-      </w:tr>
-      <w:tr>
-        <w:tc>
-          <w:tcPr>
-            <w:tcW w:type="dxa" w:w="3312"/>
-            <w:tcMar>
-              <w:top w:w="70" w:type="dxa"/>
-              <w:bottom w:w="70" w:type="dxa"/>
-              <w:left w:w="120" w:type="dxa"/>
-              <w:right w:w="120" w:type="dxa"/>
-            </w:tcMar>
-          </w:tcPr>
-          <w:p>
-            <w:pPr>
-              <w:jc w:val="left"/>
-            </w:pPr>
-            <w:r>
-              <w:rPr>
-                <w:rFonts w:ascii="Calibri" w:hAnsi="Calibri"/>
-                <w:color w:val="212529"/>
-                <w:sz w:val="18"/>
-              </w:rPr>
-              <w:t>FR-11</w:t>
-            </w:r>
-          </w:p>
-        </w:tc>
-        <w:tc>
-          <w:tcPr>
-            <w:tcW w:type="dxa" w:w="3312"/>
-            <w:tcMar>
-              <w:top w:w="70" w:type="dxa"/>
-              <w:bottom w:w="70" w:type="dxa"/>
-              <w:left w:w="120" w:type="dxa"/>
-              <w:right w:w="120" w:type="dxa"/>
-            </w:tcMar>
-          </w:tcPr>
-          <w:p>
-            <w:pPr>
-              <w:jc w:val="left"/>
-            </w:pPr>
-            <w:r>
-              <w:rPr>
-                <w:rFonts w:ascii="Calibri" w:hAnsi="Calibri"/>
-                <w:color w:val="212529"/>
-                <w:sz w:val="18"/>
-              </w:rPr>
-              <w:t>Auto-Update Pipeline</w:t>
-            </w:r>
-          </w:p>
-        </w:tc>
-        <w:tc>
-          <w:tcPr>
-            <w:tcW w:type="dxa" w:w="3312"/>
-            <w:tcMar>
-              <w:top w:w="70" w:type="dxa"/>
-              <w:bottom w:w="70" w:type="dxa"/>
-              <w:left w:w="120" w:type="dxa"/>
-              <w:right w:w="120" w:type="dxa"/>
-            </w:tcMar>
-          </w:tcPr>
-          <w:p>
-            <w:pPr>
-              <w:jc w:val="left"/>
-            </w:pPr>
-            <w:r>
-              <w:rPr>
-                <w:rFonts w:ascii="Calibri" w:hAnsi="Calibri"/>
-                <w:color w:val="212529"/>
-                <w:sz w:val="18"/>
-              </w:rPr>
-              <w:t>Poll /device/check_update, verify SHA-256 hash, stage installer, and launch detached silent_update.bat on approval/silent trigger.</w:t>
-            </w:r>
-          </w:p>
-        </w:tc>
-      </w:tr>
-      <w:tr>
-        <w:tc>
-          <w:tcPr>
-            <w:tcW w:type="dxa" w:w="3312"/>
-            <w:shd w:fill="F4F7FA"/>
-            <w:tcMar>
-              <w:top w:w="70" w:type="dxa"/>
-              <w:bottom w:w="70" w:type="dxa"/>
-              <w:left w:w="120" w:type="dxa"/>
-              <w:right w:w="120" w:type="dxa"/>
-            </w:tcMar>
-          </w:tcPr>
-          <w:p>
-            <w:pPr>
-              <w:jc w:val="left"/>
-            </w:pPr>
-            <w:r>
-              <w:rPr>
-                <w:rFonts w:ascii="Calibri" w:hAnsi="Calibri"/>
-                <w:color w:val="212529"/>
-                <w:sz w:val="18"/>
-              </w:rPr>
-              <w:t>FR-12</w:t>
-            </w:r>
-          </w:p>
-        </w:tc>
-        <w:tc>
-          <w:tcPr>
-            <w:tcW w:type="dxa" w:w="3312"/>
-            <w:shd w:fill="F4F7FA"/>
-            <w:tcMar>
-              <w:top w:w="70" w:type="dxa"/>
-              <w:bottom w:w="70" w:type="dxa"/>
-              <w:left w:w="120" w:type="dxa"/>
-              <w:right w:w="120" w:type="dxa"/>
-            </w:tcMar>
-          </w:tcPr>
-          <w:p>
-            <w:pPr>
-              <w:jc w:val="left"/>
-            </w:pPr>
-            <w:r>
-              <w:rPr>
-                <w:rFonts w:ascii="Calibri" w:hAnsi="Calibri"/>
-                <w:color w:val="212529"/>
-                <w:sz w:val="18"/>
-              </w:rPr>
-              <w:t>User/Device View</w:t>
-            </w:r>
-          </w:p>
-        </w:tc>
-        <w:tc>
-          <w:tcPr>
-            <w:tcW w:type="dxa" w:w="3312"/>
-            <w:shd w:fill="F4F7FA"/>
-            <w:tcMar>
-              <w:top w:w="70" w:type="dxa"/>
-              <w:bottom w:w="70" w:type="dxa"/>
-              <w:left w:w="120" w:type="dxa"/>
-              <w:right w:w="120" w:type="dxa"/>
-            </w:tcMar>
-          </w:tcPr>
-          <w:p>
-            <w:pPr>
-              <w:jc w:val="left"/>
-            </w:pPr>
-            <w:r>
-              <w:rPr>
-                <w:rFonts w:ascii="Calibri" w:hAnsi="Calibri"/>
-                <w:color w:val="212529"/>
-                <w:sz w:val="18"/>
-              </w:rPr>
-              <w:t>Clickable user banner shall launch User/Device modal displaying authenticated employee and hardware enrollment parameters.</w:t>
-            </w:r>
-          </w:p>
-        </w:tc>
-      </w:tr>
-    </w:tbl>
-    <w:p>
-      <w:pPr>
-        <w:spacing w:before="40" w:after="80"/>
-      </w:pPr>
     </w:p>
     <w:p>
       <w:pPr>
         <w:keepNext/>
-        <w:spacing w:before="320" w:after="80"/>
+        <w:spacing w:before="200" w:after="80"/>
       </w:pPr>
       <w:r>
         <w:rPr>
-          <w:rFonts w:ascii="Calibri" w:hAnsi="Calibri"/>
+          <w:rFonts w:ascii="Arial" w:hAnsi="Arial"/>
           <w:b/>
-          <w:color w:val="0E4B89"/>
-          <w:sz w:val="28"/>
+          <w:color w:val="0D9488"/>
+          <w:sz w:val="23"/>
         </w:rPr>
-        <w:t>3. Non-Functional Requirements</w:t>
+        <w:t>2.1 User Authentication &amp; Device Provisioning (SRS-AUTH)</w:t>
       </w:r>
     </w:p>
     <w:p>
       <w:pPr>
         <w:pStyle w:val="ListBullet"/>
-        <w:spacing w:before="20" w:after="40" w:line="276" w:lineRule="auto"/>
+        <w:spacing w:after="60" w:line="276" w:lineRule="auto"/>
       </w:pPr>
       <w:r>
         <w:rPr>
-          <w:rFonts w:ascii="Calibri" w:hAnsi="Calibri"/>
-          <w:b/>
-          <w:color w:val="212529"/>
+          <w:rFonts w:ascii="Arial" w:hAnsi="Arial"/>
+          <w:color w:val="2D3748"/>
           <w:sz w:val="20"/>
         </w:rPr>
-        <w:t xml:space="preserve">NFR-01 Cryptographic Storage: </w:t>
-      </w:r>
-      <w:r>
-        <w:rPr>
-          <w:rFonts w:ascii="Calibri" w:hAnsi="Calibri"/>
-          <w:color w:val="212529"/>
-          <w:sz w:val="20"/>
-        </w:rPr>
-        <w:t>Sensitive tokens and employee credentials stored on disk must be encrypted with DPAPI (CryptProtectData) scoped to the current Windows user.</w:t>
+        <w:t>SRS-AUTH-01: Application shall query AppController to dynamically resolve tenant base URL from company code.</w:t>
       </w:r>
     </w:p>
     <w:p>
       <w:pPr>
         <w:pStyle w:val="ListBullet"/>
-        <w:spacing w:before="20" w:after="40" w:line="276" w:lineRule="auto"/>
+        <w:spacing w:after="60" w:line="276" w:lineRule="auto"/>
       </w:pPr>
       <w:r>
         <w:rPr>
-          <w:rFonts w:ascii="Calibri" w:hAnsi="Calibri"/>
-          <w:b/>
-          <w:color w:val="212529"/>
+          <w:rFonts w:ascii="Arial" w:hAnsi="Arial"/>
+          <w:color w:val="2D3748"/>
           <w:sz w:val="20"/>
         </w:rPr>
-        <w:t xml:space="preserve">NFR-02 Offline Resilience: </w:t>
-      </w:r>
-      <w:r>
-        <w:rPr>
-          <w:rFonts w:ascii="Calibri" w:hAnsi="Calibri"/>
-          <w:color w:val="212529"/>
-          <w:sz w:val="20"/>
-        </w:rPr>
-        <w:t>SQLite WAL mode must guarantee transactional integrity and prevent corruption during sudden power drops or OS crashes.</w:t>
+        <w:t>SRS-AUTH-02: Authentication shall return employee profile, API key, and authorization scope.</w:t>
       </w:r>
     </w:p>
     <w:p>
       <w:pPr>
         <w:pStyle w:val="ListBullet"/>
-        <w:spacing w:before="20" w:after="40" w:line="276" w:lineRule="auto"/>
+        <w:spacing w:after="60" w:line="276" w:lineRule="auto"/>
       </w:pPr>
       <w:r>
         <w:rPr>
-          <w:rFonts w:ascii="Calibri" w:hAnsi="Calibri"/>
-          <w:b/>
-          <w:color w:val="212529"/>
+          <w:rFonts w:ascii="Arial" w:hAnsi="Arial"/>
+          <w:color w:val="2D3748"/>
           <w:sz w:val="20"/>
         </w:rPr>
-        <w:t xml:space="preserve">NFR-03 Multi-User Segregation: </w:t>
-      </w:r>
-      <w:r>
-        <w:rPr>
-          <w:rFonts w:ascii="Calibri" w:hAnsi="Calibri"/>
-          <w:color w:val="212529"/>
-          <w:sz w:val="20"/>
-        </w:rPr>
-        <w:t>All local database sync queries must be parameterized by employee_id to prevent data mixing on multi-user workstations.</w:t>
+        <w:t>SRS-AUTH-03: Workstation hardware UUID shall be enrolled via /tracking/enroll_device to obtain a scoped device_token.</w:t>
       </w:r>
     </w:p>
     <w:p>
       <w:pPr>
         <w:pStyle w:val="ListBullet"/>
-        <w:spacing w:before="20" w:after="40" w:line="276" w:lineRule="auto"/>
+        <w:spacing w:after="60" w:line="276" w:lineRule="auto"/>
       </w:pPr>
       <w:r>
         <w:rPr>
-          <w:rFonts w:ascii="Calibri" w:hAnsi="Calibri"/>
-          <w:b/>
-          <w:color w:val="212529"/>
+          <w:rFonts w:ascii="Arial" w:hAnsi="Arial"/>
+          <w:color w:val="2D3748"/>
           <w:sz w:val="20"/>
         </w:rPr>
-        <w:t xml:space="preserve">NFR-04 Unobtrusive Operation: </w:t>
+        <w:t>SRS-AUTH-04: Session persistence shall be stored securely in session.json and cleared completely on logout.</w:t>
       </w:r>
+    </w:p>
+    <w:p>
+      <w:pPr>
+        <w:keepNext/>
+        <w:spacing w:before="200" w:after="80"/>
+      </w:pPr>
       <w:r>
         <w:rPr>
-          <w:rFonts w:ascii="Calibri" w:hAnsi="Calibri"/>
-          <w:color w:val="212529"/>
+          <w:rFonts w:ascii="Arial" w:hAnsi="Arial"/>
+          <w:b/>
+          <w:color w:val="0D9488"/>
+          <w:sz w:val="23"/>
+        </w:rPr>
+        <w:t>2.2 Activity &amp; Idle Tracking Engine (SRS-TRK)</w:t>
+      </w:r>
+    </w:p>
+    <w:p>
+      <w:pPr>
+        <w:pStyle w:val="ListBullet"/>
+        <w:spacing w:after="60" w:line="276" w:lineRule="auto"/>
+      </w:pPr>
+      <w:r>
+        <w:rPr>
+          <w:rFonts w:ascii="Arial" w:hAnsi="Arial"/>
+          <w:color w:val="2D3748"/>
           <w:sz w:val="20"/>
         </w:rPr>
-        <w:t>The application must support minimized background execution in the Windows System Tray with balloon notifications.</w:t>
+        <w:t>SRS-TRK-01: TrackerWorker shall poll active window title, process ID, and application executable every 1000ms.</w:t>
+      </w:r>
+    </w:p>
+    <w:p>
+      <w:pPr>
+        <w:pStyle w:val="ListBullet"/>
+        <w:spacing w:after="60" w:line="276" w:lineRule="auto"/>
+      </w:pPr>
+      <w:r>
+        <w:rPr>
+          <w:rFonts w:ascii="Arial" w:hAnsi="Arial"/>
+          <w:color w:val="2D3748"/>
+          <w:sz w:val="20"/>
+        </w:rPr>
+        <w:t>SRS-TRK-02: Window title changes within the same process shall update active session in place without inserting new rows.</w:t>
+      </w:r>
+    </w:p>
+    <w:p>
+      <w:pPr>
+        <w:pStyle w:val="ListBullet"/>
+        <w:spacing w:after="60" w:line="276" w:lineRule="auto"/>
+      </w:pPr>
+      <w:r>
+        <w:rPr>
+          <w:rFonts w:ascii="Arial" w:hAnsi="Arial"/>
+          <w:color w:val="2D3748"/>
+          <w:sz w:val="20"/>
+        </w:rPr>
+        <w:t>SRS-TRK-03: Idle detection shall measure system input elapsed time and halt active session logging upon crossing threshold.</w:t>
+      </w:r>
+    </w:p>
+    <w:p>
+      <w:pPr>
+        <w:pStyle w:val="ListBullet"/>
+        <w:spacing w:after="60" w:line="276" w:lineRule="auto"/>
+      </w:pPr>
+      <w:r>
+        <w:rPr>
+          <w:rFonts w:ascii="Arial" w:hAnsi="Arial"/>
+          <w:color w:val="2D3748"/>
+          <w:sz w:val="20"/>
+        </w:rPr>
+        <w:t>SRS-TRK-04: Resumption of user input shall close idle state and initiate a fresh active activity session.</w:t>
+      </w:r>
+    </w:p>
+    <w:p>
+      <w:pPr>
+        <w:keepNext/>
+        <w:spacing w:before="200" w:after="80"/>
+      </w:pPr>
+      <w:r>
+        <w:rPr>
+          <w:rFonts w:ascii="Arial" w:hAnsi="Arial"/>
+          <w:b/>
+          <w:color w:val="0D9488"/>
+          <w:sz w:val="23"/>
+        </w:rPr>
+        <w:t>2.3 Batch Sync &amp; Health Telemetry (SRS-SYNC)</w:t>
+      </w:r>
+    </w:p>
+    <w:p>
+      <w:pPr>
+        <w:pStyle w:val="ListBullet"/>
+        <w:spacing w:after="60" w:line="276" w:lineRule="auto"/>
+      </w:pPr>
+      <w:r>
+        <w:rPr>
+          <w:rFonts w:ascii="Arial" w:hAnsi="Arial"/>
+          <w:color w:val="2D3748"/>
+          <w:sz w:val="20"/>
+        </w:rPr>
+        <w:t>SRS-SYNC-01: SyncService shall transmit up to 100 closed activity sessions per batch via POST /tracking/save_activity_batch.</w:t>
+      </w:r>
+    </w:p>
+    <w:p>
+      <w:pPr>
+        <w:pStyle w:val="ListBullet"/>
+        <w:spacing w:after="60" w:line="276" w:lineRule="auto"/>
+      </w:pPr>
+      <w:r>
+        <w:rPr>
+          <w:rFonts w:ascii="Arial" w:hAnsi="Arial"/>
+          <w:color w:val="2D3748"/>
+          <w:sz w:val="20"/>
+        </w:rPr>
+        <w:t>SRS-SYNC-02: System health telemetry (CPU, RAM, Disk, Battery, Network) shall be sampled every 60s and integer-rounded in payloads.</w:t>
+      </w:r>
+    </w:p>
+    <w:p>
+      <w:pPr>
+        <w:pStyle w:val="ListBullet"/>
+        <w:spacing w:after="60" w:line="276" w:lineRule="auto"/>
+      </w:pPr>
+      <w:r>
+        <w:rPr>
+          <w:rFonts w:ascii="Arial" w:hAnsi="Arial"/>
+          <w:color w:val="2D3748"/>
+          <w:sz w:val="20"/>
+        </w:rPr>
+        <w:t>SRS-SYNC-03: Offline activity records and screenshots shall be persisted in SQLite until server HTTP 200 confirmation.</w:t>
+      </w:r>
+    </w:p>
+    <w:p>
+      <w:pPr>
+        <w:keepNext/>
+        <w:spacing w:before="200" w:after="80"/>
+      </w:pPr>
+      <w:r>
+        <w:rPr>
+          <w:rFonts w:ascii="Arial" w:hAnsi="Arial"/>
+          <w:b/>
+          <w:color w:val="0D9488"/>
+          <w:sz w:val="23"/>
+        </w:rPr>
+        <w:t>2.4 Auto-Update Pipeline &amp; Loop Guard (SRS-UPD)</w:t>
+      </w:r>
+    </w:p>
+    <w:p>
+      <w:pPr>
+        <w:pStyle w:val="ListBullet"/>
+        <w:spacing w:after="60" w:line="276" w:lineRule="auto"/>
+      </w:pPr>
+      <w:r>
+        <w:rPr>
+          <w:rFonts w:ascii="Arial" w:hAnsi="Arial"/>
+          <w:color w:val="2D3748"/>
+          <w:sz w:val="20"/>
+        </w:rPr>
+        <w:t>SRS-UPD-01: Target version shall be derived solely from live API response (POST /punch/check_new_version).</w:t>
+      </w:r>
+    </w:p>
+    <w:p>
+      <w:pPr>
+        <w:pStyle w:val="ListBullet"/>
+        <w:spacing w:after="60" w:line="276" w:lineRule="auto"/>
+      </w:pPr>
+      <w:r>
+        <w:rPr>
+          <w:rFonts w:ascii="Arial" w:hAnsi="Arial"/>
+          <w:color w:val="2D3748"/>
+          <w:sz w:val="20"/>
+        </w:rPr>
+        <w:t>SRS-UPD-02: Update shall initiate only when server_version is strictly newer than get_running_app_version().</w:t>
+      </w:r>
+    </w:p>
+    <w:p>
+      <w:pPr>
+        <w:pStyle w:val="ListBullet"/>
+        <w:spacing w:after="60" w:line="276" w:lineRule="auto"/>
+      </w:pPr>
+      <w:r>
+        <w:rPr>
+          <w:rFonts w:ascii="Arial" w:hAnsi="Arial"/>
+          <w:color w:val="2D3748"/>
+          <w:sz w:val="20"/>
+        </w:rPr>
+        <w:t>SRS-UPD-03: Downloaded installers shall undergo PE binary validation (&gt;100KB, 'MZ' header) before staging.</w:t>
+      </w:r>
+    </w:p>
+    <w:p>
+      <w:pPr>
+        <w:pStyle w:val="ListBullet"/>
+        <w:spacing w:after="60" w:line="276" w:lineRule="auto"/>
+      </w:pPr>
+      <w:r>
+        <w:rPr>
+          <w:rFonts w:ascii="Arial" w:hAnsi="Arial"/>
+          <w:color w:val="2D3748"/>
+          <w:sz w:val="20"/>
+        </w:rPr>
+        <w:t>SRS-UPD-04: UpdateStateManager shall prevent infinite update loops by enforcing a 24-hour cooldown after 2 failed attempts.</w:t>
       </w:r>
     </w:p>
     <w:sectPr>

--- a/Monitoring Doc/Software_Requirements_Specification.docx
+++ b/Monitoring Doc/Software_Requirements_Specification.docx
@@ -4,7 +4,7 @@
   <w:body>
     <w:p>
       <w:pPr>
-        <w:spacing w:after="40"/>
+        <w:spacing w:before="0" w:after="40"/>
       </w:pPr>
       <w:r>
         <w:rPr>
@@ -13,61 +13,59 @@
           <w:color w:val="0D9488"/>
           <w:sz w:val="20"/>
         </w:rPr>
-        <w:t>INDOVISION SERVICES</w:t>
+        <w:t>INDOVISION SERVICES PRIVATE LIMITED</w:t>
       </w:r>
     </w:p>
     <w:p>
       <w:pPr>
-        <w:spacing w:after="80"/>
+        <w:spacing w:before="0" w:after="80"/>
       </w:pPr>
       <w:r>
         <w:rPr>
           <w:rFonts w:ascii="Arial" w:hAnsi="Arial"/>
           <w:b/>
           <w:color w:val="0F2942"/>
-          <w:sz w:val="40"/>
+          <w:sz w:val="36"/>
         </w:rPr>
         <w:t>Software Requirements Specification (SRS)</w:t>
       </w:r>
     </w:p>
     <w:p>
       <w:pPr>
-        <w:spacing w:after="280"/>
+        <w:spacing w:before="0" w:after="120"/>
       </w:pPr>
       <w:r>
         <w:rPr>
           <w:rFonts w:ascii="Arial" w:hAnsi="Arial"/>
-          <w:i/>
           <w:color w:val="64748B"/>
           <w:sz w:val="19"/>
         </w:rPr>
-        <w:t>Project: Workpulse | Application Version: 2.0.2 | Platforms: Windows 10/11 x64 &amp; macOS 12+ (Universal)</w:t>
+        <w:t>Project: iHRMS Desktop (Workpulse Client) | Application Version: 1.1 | Platforms: Windows 10/11 x64 &amp; macOS 11+ (Universal)</w:t>
       </w:r>
     </w:p>
     <w:p>
       <w:pPr>
-        <w:spacing w:after="280"/>
+        <w:spacing w:before="0" w:after="240"/>
       </w:pPr>
       <w:r>
         <w:rPr>
           <w:rFonts w:ascii="Arial" w:hAnsi="Arial"/>
-          <w:color w:val="0D9488"/>
-          <w:sz w:val="20"/>
+          <w:color w:val="CBD5E1"/>
+          <w:sz w:val="18"/>
         </w:rPr>
         <w:t>――――――――――――――――――――――――――――――――――――――――――――――――――――――――――</w:t>
       </w:r>
     </w:p>
     <w:p>
       <w:pPr>
-        <w:keepNext/>
-        <w:spacing w:before="280" w:after="120"/>
+        <w:spacing w:before="280" w:after="80"/>
       </w:pPr>
       <w:r>
         <w:rPr>
           <w:rFonts w:ascii="Arial" w:hAnsi="Arial"/>
           <w:b/>
           <w:color w:val="0F2942"/>
-          <w:sz w:val="28"/>
+          <w:sz w:val="24"/>
         </w:rPr>
         <w:t>1. System Environment &amp; Platform Constraints</w:t>
       </w:r>
@@ -78,27 +76,35 @@
         <w:jc w:val="center"/>
         <w:tblLayout w:type="fixed"/>
         <w:tblLook w:firstColumn="1" w:firstRow="1" w:lastColumn="0" w:lastRow="0" w:noHBand="0" w:noVBand="1" w:val="04A0"/>
+        <w:tblBorders>
+          <w:top w:val="single" w:sz="4" w:space="0" w:color="E2E8F0"/>
+          <w:left w:val="none"/>
+          <w:bottom w:val="single" w:sz="6" w:space="0" w:color="E2E8F0"/>
+          <w:right w:val="none"/>
+          <w:insideH w:val="single" w:sz="4" w:space="0" w:color="E2E8F0"/>
+          <w:insideV w:val="none"/>
+        </w:tblBorders>
       </w:tblPr>
       <w:tblGrid>
-        <w:gridCol w:w="3312"/>
-        <w:gridCol w:w="3312"/>
-        <w:gridCol w:w="3312"/>
+        <w:gridCol w:w="2880"/>
+        <w:gridCol w:w="2880"/>
+        <w:gridCol w:w="2880"/>
       </w:tblGrid>
       <w:tr>
         <w:tc>
           <w:tcPr>
-            <w:tcW w:type="dxa" w:w="2592"/>
+            <w:tcW w:type="dxa" w:w="2304"/>
             <w:shd w:fill="0F2942"/>
             <w:tcMar>
-              <w:top w:w="120" w:type="dxa"/>
-              <w:bottom w:w="120" w:type="dxa"/>
-              <w:left w:w="150" w:type="dxa"/>
-              <w:right w:w="150" w:type="dxa"/>
+              <w:top w:w="140" w:type="dxa"/>
+              <w:bottom w:w="140" w:type="dxa"/>
+              <w:left w:w="160" w:type="dxa"/>
+              <w:right w:w="160" w:type="dxa"/>
             </w:tcMar>
           </w:tcPr>
           <w:p>
             <w:pPr>
-              <w:jc w:val="left"/>
+              <w:spacing w:before="0" w:after="0"/>
             </w:pPr>
             <w:r>
               <w:rPr>
@@ -116,15 +122,15 @@
             <w:tcW w:type="dxa" w:w="3600"/>
             <w:shd w:fill="0F2942"/>
             <w:tcMar>
-              <w:top w:w="120" w:type="dxa"/>
-              <w:bottom w:w="120" w:type="dxa"/>
-              <w:left w:w="150" w:type="dxa"/>
-              <w:right w:w="150" w:type="dxa"/>
+              <w:top w:w="140" w:type="dxa"/>
+              <w:bottom w:w="140" w:type="dxa"/>
+              <w:left w:w="160" w:type="dxa"/>
+              <w:right w:w="160" w:type="dxa"/>
             </w:tcMar>
           </w:tcPr>
           <w:p>
             <w:pPr>
-              <w:jc w:val="left"/>
+              <w:spacing w:before="0" w:after="0"/>
             </w:pPr>
             <w:r>
               <w:rPr>
@@ -139,18 +145,18 @@
         </w:tc>
         <w:tc>
           <w:tcPr>
-            <w:tcW w:type="dxa" w:w="3600"/>
+            <w:tcW w:type="dxa" w:w="3456"/>
             <w:shd w:fill="0F2942"/>
             <w:tcMar>
-              <w:top w:w="120" w:type="dxa"/>
-              <w:bottom w:w="120" w:type="dxa"/>
-              <w:left w:w="150" w:type="dxa"/>
-              <w:right w:w="150" w:type="dxa"/>
+              <w:top w:w="140" w:type="dxa"/>
+              <w:bottom w:w="140" w:type="dxa"/>
+              <w:left w:w="160" w:type="dxa"/>
+              <w:right w:w="160" w:type="dxa"/>
             </w:tcMar>
           </w:tcPr>
           <w:p>
             <w:pPr>
-              <w:jc w:val="left"/>
+              <w:spacing w:before="0" w:after="0"/>
             </w:pPr>
             <w:r>
               <w:rPr>
@@ -167,22 +173,23 @@
       <w:tr>
         <w:tc>
           <w:tcPr>
-            <w:tcW w:type="dxa" w:w="2592"/>
+            <w:tcW w:type="dxa" w:w="2304"/>
             <w:shd w:fill="FFFFFF"/>
             <w:tcMar>
-              <w:top w:w="80" w:type="dxa"/>
-              <w:bottom w:w="80" w:type="dxa"/>
-              <w:left w:w="150" w:type="dxa"/>
-              <w:right w:w="150" w:type="dxa"/>
+              <w:top w:w="100" w:type="dxa"/>
+              <w:bottom w:w="100" w:type="dxa"/>
+              <w:left w:w="140" w:type="dxa"/>
+              <w:right w:w="140" w:type="dxa"/>
             </w:tcMar>
           </w:tcPr>
           <w:p>
             <w:pPr>
-              <w:jc w:val="left"/>
+              <w:spacing w:before="0" w:after="0" w:line="276" w:lineRule="auto"/>
             </w:pPr>
             <w:r>
               <w:rPr>
                 <w:rFonts w:ascii="Arial" w:hAnsi="Arial"/>
+                <w:b/>
                 <w:color w:val="2D3748"/>
                 <w:sz w:val="18"/>
               </w:rPr>
@@ -195,15 +202,15 @@
             <w:tcW w:type="dxa" w:w="3600"/>
             <w:shd w:fill="FFFFFF"/>
             <w:tcMar>
-              <w:top w:w="80" w:type="dxa"/>
-              <w:bottom w:w="80" w:type="dxa"/>
-              <w:left w:w="150" w:type="dxa"/>
-              <w:right w:w="150" w:type="dxa"/>
+              <w:top w:w="100" w:type="dxa"/>
+              <w:bottom w:w="100" w:type="dxa"/>
+              <w:left w:w="140" w:type="dxa"/>
+              <w:right w:w="140" w:type="dxa"/>
             </w:tcMar>
           </w:tcPr>
           <w:p>
             <w:pPr>
-              <w:jc w:val="left"/>
+              <w:spacing w:before="0" w:after="0" w:line="276" w:lineRule="auto"/>
             </w:pPr>
             <w:r>
               <w:rPr>
@@ -217,18 +224,18 @@
         </w:tc>
         <w:tc>
           <w:tcPr>
-            <w:tcW w:type="dxa" w:w="3600"/>
+            <w:tcW w:type="dxa" w:w="3456"/>
             <w:shd w:fill="FFFFFF"/>
             <w:tcMar>
-              <w:top w:w="80" w:type="dxa"/>
-              <w:bottom w:w="80" w:type="dxa"/>
-              <w:left w:w="150" w:type="dxa"/>
-              <w:right w:w="150" w:type="dxa"/>
+              <w:top w:w="100" w:type="dxa"/>
+              <w:bottom w:w="100" w:type="dxa"/>
+              <w:left w:w="140" w:type="dxa"/>
+              <w:right w:w="140" w:type="dxa"/>
             </w:tcMar>
           </w:tcPr>
           <w:p>
             <w:pPr>
-              <w:jc w:val="left"/>
+              <w:spacing w:before="0" w:after="0" w:line="276" w:lineRule="auto"/>
             </w:pPr>
             <w:r>
               <w:rPr>
@@ -236,7 +243,7 @@
                 <w:color w:val="2D3748"/>
                 <w:sz w:val="18"/>
               </w:rPr>
-              <w:t>macOS 12+ (Monterey, Ventura, Sonoma, Sequoia)</w:t>
+              <w:t>macOS 11+ (Big Sur, Monterey, Ventura, Sonoma, Sequoia)</w:t>
             </w:r>
           </w:p>
         </w:tc>
@@ -244,22 +251,23 @@
       <w:tr>
         <w:tc>
           <w:tcPr>
-            <w:tcW w:type="dxa" w:w="2592"/>
+            <w:tcW w:type="dxa" w:w="2304"/>
             <w:shd w:fill="F8FAFC"/>
             <w:tcMar>
-              <w:top w:w="80" w:type="dxa"/>
-              <w:bottom w:w="80" w:type="dxa"/>
-              <w:left w:w="150" w:type="dxa"/>
-              <w:right w:w="150" w:type="dxa"/>
+              <w:top w:w="100" w:type="dxa"/>
+              <w:bottom w:w="100" w:type="dxa"/>
+              <w:left w:w="140" w:type="dxa"/>
+              <w:right w:w="140" w:type="dxa"/>
             </w:tcMar>
           </w:tcPr>
           <w:p>
             <w:pPr>
-              <w:jc w:val="left"/>
+              <w:spacing w:before="0" w:after="0" w:line="276" w:lineRule="auto"/>
             </w:pPr>
             <w:r>
               <w:rPr>
                 <w:rFonts w:ascii="Arial" w:hAnsi="Arial"/>
+                <w:b/>
                 <w:color w:val="2D3748"/>
                 <w:sz w:val="18"/>
               </w:rPr>
@@ -272,15 +280,15 @@
             <w:tcW w:type="dxa" w:w="3600"/>
             <w:shd w:fill="F8FAFC"/>
             <w:tcMar>
-              <w:top w:w="80" w:type="dxa"/>
-              <w:bottom w:w="80" w:type="dxa"/>
-              <w:left w:w="150" w:type="dxa"/>
-              <w:right w:w="150" w:type="dxa"/>
+              <w:top w:w="100" w:type="dxa"/>
+              <w:bottom w:w="100" w:type="dxa"/>
+              <w:left w:w="140" w:type="dxa"/>
+              <w:right w:w="140" w:type="dxa"/>
             </w:tcMar>
           </w:tcPr>
           <w:p>
             <w:pPr>
-              <w:jc w:val="left"/>
+              <w:spacing w:before="0" w:after="0" w:line="276" w:lineRule="auto"/>
             </w:pPr>
             <w:r>
               <w:rPr>
@@ -294,18 +302,18 @@
         </w:tc>
         <w:tc>
           <w:tcPr>
-            <w:tcW w:type="dxa" w:w="3600"/>
+            <w:tcW w:type="dxa" w:w="3456"/>
             <w:shd w:fill="F8FAFC"/>
             <w:tcMar>
-              <w:top w:w="80" w:type="dxa"/>
-              <w:bottom w:w="80" w:type="dxa"/>
-              <w:left w:w="150" w:type="dxa"/>
-              <w:right w:w="150" w:type="dxa"/>
+              <w:top w:w="100" w:type="dxa"/>
+              <w:bottom w:w="100" w:type="dxa"/>
+              <w:left w:w="140" w:type="dxa"/>
+              <w:right w:w="140" w:type="dxa"/>
             </w:tcMar>
           </w:tcPr>
           <w:p>
             <w:pPr>
-              <w:jc w:val="left"/>
+              <w:spacing w:before="0" w:after="0" w:line="276" w:lineRule="auto"/>
             </w:pPr>
             <w:r>
               <w:rPr>
@@ -313,7 +321,7 @@
                 <w:color w:val="2D3748"/>
                 <w:sz w:val="18"/>
               </w:rPr>
-              <w:t>Python 3.12 (CPython Universal2)</w:t>
+              <w:t>Python 3.12 (CPython Universal2 Apple Silicon &amp; Intel)</w:t>
             </w:r>
           </w:p>
         </w:tc>
@@ -321,22 +329,23 @@
       <w:tr>
         <w:tc>
           <w:tcPr>
-            <w:tcW w:type="dxa" w:w="2592"/>
+            <w:tcW w:type="dxa" w:w="2304"/>
             <w:shd w:fill="FFFFFF"/>
             <w:tcMar>
-              <w:top w:w="80" w:type="dxa"/>
-              <w:bottom w:w="80" w:type="dxa"/>
-              <w:left w:w="150" w:type="dxa"/>
-              <w:right w:w="150" w:type="dxa"/>
+              <w:top w:w="100" w:type="dxa"/>
+              <w:bottom w:w="100" w:type="dxa"/>
+              <w:left w:w="140" w:type="dxa"/>
+              <w:right w:w="140" w:type="dxa"/>
             </w:tcMar>
           </w:tcPr>
           <w:p>
             <w:pPr>
-              <w:jc w:val="left"/>
+              <w:spacing w:before="0" w:after="0" w:line="276" w:lineRule="auto"/>
             </w:pPr>
             <w:r>
               <w:rPr>
                 <w:rFonts w:ascii="Arial" w:hAnsi="Arial"/>
+                <w:b/>
                 <w:color w:val="2D3748"/>
                 <w:sz w:val="18"/>
               </w:rPr>
@@ -349,15 +358,15 @@
             <w:tcW w:type="dxa" w:w="3600"/>
             <w:shd w:fill="FFFFFF"/>
             <w:tcMar>
-              <w:top w:w="80" w:type="dxa"/>
-              <w:bottom w:w="80" w:type="dxa"/>
-              <w:left w:w="150" w:type="dxa"/>
-              <w:right w:w="150" w:type="dxa"/>
+              <w:top w:w="100" w:type="dxa"/>
+              <w:bottom w:w="100" w:type="dxa"/>
+              <w:left w:w="140" w:type="dxa"/>
+              <w:right w:w="140" w:type="dxa"/>
             </w:tcMar>
           </w:tcPr>
           <w:p>
             <w:pPr>
-              <w:jc w:val="left"/>
+              <w:spacing w:before="0" w:after="0" w:line="276" w:lineRule="auto"/>
             </w:pPr>
             <w:r>
               <w:rPr>
@@ -371,18 +380,18 @@
         </w:tc>
         <w:tc>
           <w:tcPr>
-            <w:tcW w:type="dxa" w:w="3600"/>
+            <w:tcW w:type="dxa" w:w="3456"/>
             <w:shd w:fill="FFFFFF"/>
             <w:tcMar>
-              <w:top w:w="80" w:type="dxa"/>
-              <w:bottom w:w="80" w:type="dxa"/>
-              <w:left w:w="150" w:type="dxa"/>
-              <w:right w:w="150" w:type="dxa"/>
+              <w:top w:w="100" w:type="dxa"/>
+              <w:bottom w:w="100" w:type="dxa"/>
+              <w:left w:w="140" w:type="dxa"/>
+              <w:right w:w="140" w:type="dxa"/>
             </w:tcMar>
           </w:tcPr>
           <w:p>
             <w:pPr>
-              <w:jc w:val="left"/>
+              <w:spacing w:before="0" w:after="0" w:line="276" w:lineRule="auto"/>
             </w:pPr>
             <w:r>
               <w:rPr>
@@ -398,22 +407,23 @@
       <w:tr>
         <w:tc>
           <w:tcPr>
-            <w:tcW w:type="dxa" w:w="2592"/>
+            <w:tcW w:type="dxa" w:w="2304"/>
             <w:shd w:fill="F8FAFC"/>
             <w:tcMar>
-              <w:top w:w="80" w:type="dxa"/>
-              <w:bottom w:w="80" w:type="dxa"/>
-              <w:left w:w="150" w:type="dxa"/>
-              <w:right w:w="150" w:type="dxa"/>
+              <w:top w:w="100" w:type="dxa"/>
+              <w:bottom w:w="100" w:type="dxa"/>
+              <w:left w:w="140" w:type="dxa"/>
+              <w:right w:w="140" w:type="dxa"/>
             </w:tcMar>
           </w:tcPr>
           <w:p>
             <w:pPr>
-              <w:jc w:val="left"/>
+              <w:spacing w:before="0" w:after="0" w:line="276" w:lineRule="auto"/>
             </w:pPr>
             <w:r>
               <w:rPr>
                 <w:rFonts w:ascii="Arial" w:hAnsi="Arial"/>
+                <w:b/>
                 <w:color w:val="2D3748"/>
                 <w:sz w:val="18"/>
               </w:rPr>
@@ -426,15 +436,15 @@
             <w:tcW w:type="dxa" w:w="3600"/>
             <w:shd w:fill="F8FAFC"/>
             <w:tcMar>
-              <w:top w:w="80" w:type="dxa"/>
-              <w:bottom w:w="80" w:type="dxa"/>
-              <w:left w:w="150" w:type="dxa"/>
-              <w:right w:w="150" w:type="dxa"/>
+              <w:top w:w="100" w:type="dxa"/>
+              <w:bottom w:w="100" w:type="dxa"/>
+              <w:left w:w="140" w:type="dxa"/>
+              <w:right w:w="140" w:type="dxa"/>
             </w:tcMar>
           </w:tcPr>
           <w:p>
             <w:pPr>
-              <w:jc w:val="left"/>
+              <w:spacing w:before="0" w:after="0" w:line="276" w:lineRule="auto"/>
             </w:pPr>
             <w:r>
               <w:rPr>
@@ -442,7 +452,138 @@
                 <w:color w:val="2D3748"/>
                 <w:sz w:val="18"/>
               </w:rPr>
-              <w:t>pywin32 (228+), ctypes</w:t>
+              <w:t>pywin32 (Build 228+), ctypes</w:t>
+            </w:r>
+          </w:p>
+        </w:tc>
+        <w:tc>
+          <w:tcPr>
+            <w:tcW w:type="dxa" w:w="3456"/>
+            <w:shd w:fill="F8FAFC"/>
+            <w:tcMar>
+              <w:top w:w="100" w:type="dxa"/>
+              <w:bottom w:w="100" w:type="dxa"/>
+              <w:left w:w="140" w:type="dxa"/>
+              <w:right w:w="140" w:type="dxa"/>
+            </w:tcMar>
+          </w:tcPr>
+          <w:p>
+            <w:pPr>
+              <w:spacing w:before="0" w:after="0" w:line="276" w:lineRule="auto"/>
+            </w:pPr>
+            <w:r>
+              <w:rPr>
+                <w:rFonts w:ascii="Arial" w:hAnsi="Arial"/>
+                <w:color w:val="2D3748"/>
+                <w:sz w:val="18"/>
+              </w:rPr>
+              <w:t>PyObjC (pyobjc-framework-Quartz, Cocoa, CoreGraphics)</w:t>
+            </w:r>
+          </w:p>
+        </w:tc>
+      </w:tr>
+      <w:tr>
+        <w:tc>
+          <w:tcPr>
+            <w:tcW w:type="dxa" w:w="2304"/>
+            <w:shd w:fill="FFFFFF"/>
+            <w:tcMar>
+              <w:top w:w="100" w:type="dxa"/>
+              <w:bottom w:w="100" w:type="dxa"/>
+              <w:left w:w="140" w:type="dxa"/>
+              <w:right w:w="140" w:type="dxa"/>
+            </w:tcMar>
+          </w:tcPr>
+          <w:p>
+            <w:pPr>
+              <w:spacing w:before="0" w:after="0" w:line="276" w:lineRule="auto"/>
+            </w:pPr>
+            <w:r>
+              <w:rPr>
+                <w:rFonts w:ascii="Arial" w:hAnsi="Arial"/>
+                <w:b/>
+                <w:color w:val="2D3748"/>
+                <w:sz w:val="18"/>
+              </w:rPr>
+              <w:t>Local Storage Paths</w:t>
+            </w:r>
+          </w:p>
+        </w:tc>
+        <w:tc>
+          <w:tcPr>
+            <w:tcW w:type="dxa" w:w="3600"/>
+            <w:shd w:fill="FFFFFF"/>
+            <w:tcMar>
+              <w:top w:w="100" w:type="dxa"/>
+              <w:bottom w:w="100" w:type="dxa"/>
+              <w:left w:w="140" w:type="dxa"/>
+              <w:right w:w="140" w:type="dxa"/>
+            </w:tcMar>
+          </w:tcPr>
+          <w:p>
+            <w:pPr>
+              <w:spacing w:before="0" w:after="0" w:line="276" w:lineRule="auto"/>
+            </w:pPr>
+            <w:r>
+              <w:rPr>
+                <w:rFonts w:ascii="Arial" w:hAnsi="Arial"/>
+                <w:color w:val="2D3748"/>
+                <w:sz w:val="18"/>
+              </w:rPr>
+              <w:t>%LOCALAPPDATA%\Programs\iHRMS Desktop\data\</w:t>
+            </w:r>
+          </w:p>
+        </w:tc>
+        <w:tc>
+          <w:tcPr>
+            <w:tcW w:type="dxa" w:w="3456"/>
+            <w:shd w:fill="FFFFFF"/>
+            <w:tcMar>
+              <w:top w:w="100" w:type="dxa"/>
+              <w:bottom w:w="100" w:type="dxa"/>
+              <w:left w:w="140" w:type="dxa"/>
+              <w:right w:w="140" w:type="dxa"/>
+            </w:tcMar>
+          </w:tcPr>
+          <w:p>
+            <w:pPr>
+              <w:spacing w:before="0" w:after="0" w:line="276" w:lineRule="auto"/>
+            </w:pPr>
+            <w:r>
+              <w:rPr>
+                <w:rFonts w:ascii="Arial" w:hAnsi="Arial"/>
+                <w:color w:val="2D3748"/>
+                <w:sz w:val="18"/>
+              </w:rPr>
+              <w:t>~/Library/Application Support/iHRMS Desktop/data/</w:t>
+            </w:r>
+          </w:p>
+        </w:tc>
+      </w:tr>
+      <w:tr>
+        <w:tc>
+          <w:tcPr>
+            <w:tcW w:type="dxa" w:w="2304"/>
+            <w:shd w:fill="F8FAFC"/>
+            <w:tcMar>
+              <w:top w:w="100" w:type="dxa"/>
+              <w:bottom w:w="100" w:type="dxa"/>
+              <w:left w:w="140" w:type="dxa"/>
+              <w:right w:w="140" w:type="dxa"/>
+            </w:tcMar>
+          </w:tcPr>
+          <w:p>
+            <w:pPr>
+              <w:spacing w:before="0" w:after="0" w:line="276" w:lineRule="auto"/>
+            </w:pPr>
+            <w:r>
+              <w:rPr>
+                <w:rFonts w:ascii="Arial" w:hAnsi="Arial"/>
+                <w:b/>
+                <w:color w:val="2D3748"/>
+                <w:sz w:val="18"/>
+              </w:rPr>
+              <w:t>Session Store</w:t>
             </w:r>
           </w:p>
         </w:tc>
@@ -451,15 +592,15 @@
             <w:tcW w:type="dxa" w:w="3600"/>
             <w:shd w:fill="F8FAFC"/>
             <w:tcMar>
-              <w:top w:w="80" w:type="dxa"/>
-              <w:bottom w:w="80" w:type="dxa"/>
-              <w:left w:w="150" w:type="dxa"/>
-              <w:right w:w="150" w:type="dxa"/>
+              <w:top w:w="100" w:type="dxa"/>
+              <w:bottom w:w="100" w:type="dxa"/>
+              <w:left w:w="140" w:type="dxa"/>
+              <w:right w:w="140" w:type="dxa"/>
             </w:tcMar>
           </w:tcPr>
           <w:p>
             <w:pPr>
-              <w:jc w:val="left"/>
+              <w:spacing w:before="0" w:after="0" w:line="276" w:lineRule="auto"/>
             </w:pPr>
             <w:r>
               <w:rPr>
@@ -467,7 +608,32 @@
                 <w:color w:val="2D3748"/>
                 <w:sz w:val="18"/>
               </w:rPr>
-              <w:t>PyObjC (pyobjc-framework-Quartz, Cocoa)</w:t>
+              <w:t>Windows Credential Manager (DPAPI via win32cred)</w:t>
+            </w:r>
+          </w:p>
+        </w:tc>
+        <w:tc>
+          <w:tcPr>
+            <w:tcW w:type="dxa" w:w="3456"/>
+            <w:shd w:fill="F8FAFC"/>
+            <w:tcMar>
+              <w:top w:w="100" w:type="dxa"/>
+              <w:bottom w:w="100" w:type="dxa"/>
+              <w:left w:w="140" w:type="dxa"/>
+              <w:right w:w="140" w:type="dxa"/>
+            </w:tcMar>
+          </w:tcPr>
+          <w:p>
+            <w:pPr>
+              <w:spacing w:before="0" w:after="0" w:line="276" w:lineRule="auto"/>
+            </w:pPr>
+            <w:r>
+              <w:rPr>
+                <w:rFonts w:ascii="Arial" w:hAnsi="Arial"/>
+                <w:color w:val="2D3748"/>
+                <w:sz w:val="18"/>
+              </w:rPr>
+              <w:t>Apple macOS Keychain (/usr/bin/security add-generic-password)</w:t>
             </w:r>
           </w:p>
         </w:tc>
@@ -475,26 +641,27 @@
       <w:tr>
         <w:tc>
           <w:tcPr>
-            <w:tcW w:type="dxa" w:w="2592"/>
+            <w:tcW w:type="dxa" w:w="2304"/>
             <w:shd w:fill="FFFFFF"/>
             <w:tcMar>
-              <w:top w:w="80" w:type="dxa"/>
-              <w:bottom w:w="80" w:type="dxa"/>
-              <w:left w:w="150" w:type="dxa"/>
-              <w:right w:w="150" w:type="dxa"/>
+              <w:top w:w="100" w:type="dxa"/>
+              <w:bottom w:w="100" w:type="dxa"/>
+              <w:left w:w="140" w:type="dxa"/>
+              <w:right w:w="140" w:type="dxa"/>
             </w:tcMar>
           </w:tcPr>
           <w:p>
             <w:pPr>
-              <w:jc w:val="left"/>
+              <w:spacing w:before="0" w:after="0" w:line="276" w:lineRule="auto"/>
             </w:pPr>
             <w:r>
               <w:rPr>
                 <w:rFonts w:ascii="Arial" w:hAnsi="Arial"/>
+                <w:b/>
                 <w:color w:val="2D3748"/>
                 <w:sz w:val="18"/>
               </w:rPr>
-              <w:t>Local Storage</w:t>
+              <w:t>Startup &amp; Recovery</w:t>
             </w:r>
           </w:p>
         </w:tc>
@@ -503,15 +670,15 @@
             <w:tcW w:type="dxa" w:w="3600"/>
             <w:shd w:fill="FFFFFF"/>
             <w:tcMar>
-              <w:top w:w="80" w:type="dxa"/>
-              <w:bottom w:w="80" w:type="dxa"/>
-              <w:left w:w="150" w:type="dxa"/>
-              <w:right w:w="150" w:type="dxa"/>
+              <w:top w:w="100" w:type="dxa"/>
+              <w:bottom w:w="100" w:type="dxa"/>
+              <w:left w:w="140" w:type="dxa"/>
+              <w:right w:w="140" w:type="dxa"/>
             </w:tcMar>
           </w:tcPr>
           <w:p>
             <w:pPr>
-              <w:jc w:val="left"/>
+              <w:spacing w:before="0" w:after="0" w:line="276" w:lineRule="auto"/>
             </w:pPr>
             <w:r>
               <w:rPr>
@@ -519,24 +686,24 @@
                 <w:color w:val="2D3748"/>
                 <w:sz w:val="18"/>
               </w:rPr>
-              <w:t>%LOCALAPPDATA%\Workpulse\data\</w:t>
+              <w:t>HKCU Run Key + iHRMS-Supervisor.exe + Task Scheduler</w:t>
             </w:r>
           </w:p>
         </w:tc>
         <w:tc>
           <w:tcPr>
-            <w:tcW w:type="dxa" w:w="3600"/>
+            <w:tcW w:type="dxa" w:w="3456"/>
             <w:shd w:fill="FFFFFF"/>
             <w:tcMar>
-              <w:top w:w="80" w:type="dxa"/>
-              <w:bottom w:w="80" w:type="dxa"/>
-              <w:left w:w="150" w:type="dxa"/>
-              <w:right w:w="150" w:type="dxa"/>
+              <w:top w:w="100" w:type="dxa"/>
+              <w:bottom w:w="100" w:type="dxa"/>
+              <w:left w:w="140" w:type="dxa"/>
+              <w:right w:w="140" w:type="dxa"/>
             </w:tcMar>
           </w:tcPr>
           <w:p>
             <w:pPr>
-              <w:jc w:val="left"/>
+              <w:spacing w:before="0" w:after="0" w:line="276" w:lineRule="auto"/>
             </w:pPr>
             <w:r>
               <w:rPr>
@@ -544,7 +711,7 @@
                 <w:color w:val="2D3748"/>
                 <w:sz w:val="18"/>
               </w:rPr>
-              <w:t>~/Library/Application Support/Workpulse/data/</w:t>
+              <w:t>~/Library/LaunchAgents/com.indovision.ihrms-desktop.plist (KeepAlive)</w:t>
             </w:r>
           </w:p>
         </w:tc>
@@ -552,26 +719,27 @@
       <w:tr>
         <w:tc>
           <w:tcPr>
-            <w:tcW w:type="dxa" w:w="2592"/>
+            <w:tcW w:type="dxa" w:w="2304"/>
             <w:shd w:fill="F8FAFC"/>
             <w:tcMar>
-              <w:top w:w="80" w:type="dxa"/>
-              <w:bottom w:w="80" w:type="dxa"/>
-              <w:left w:w="150" w:type="dxa"/>
-              <w:right w:w="150" w:type="dxa"/>
+              <w:top w:w="100" w:type="dxa"/>
+              <w:bottom w:w="100" w:type="dxa"/>
+              <w:left w:w="140" w:type="dxa"/>
+              <w:right w:w="140" w:type="dxa"/>
             </w:tcMar>
           </w:tcPr>
           <w:p>
             <w:pPr>
-              <w:jc w:val="left"/>
+              <w:spacing w:before="0" w:after="0" w:line="276" w:lineRule="auto"/>
             </w:pPr>
             <w:r>
               <w:rPr>
                 <w:rFonts w:ascii="Arial" w:hAnsi="Arial"/>
+                <w:b/>
                 <w:color w:val="2D3748"/>
                 <w:sz w:val="18"/>
               </w:rPr>
-              <w:t>Installer Packaging</w:t>
+              <w:t>Packaging &amp; Installer</w:t>
             </w:r>
           </w:p>
         </w:tc>
@@ -580,15 +748,15 @@
             <w:tcW w:type="dxa" w:w="3600"/>
             <w:shd w:fill="F8FAFC"/>
             <w:tcMar>
-              <w:top w:w="80" w:type="dxa"/>
-              <w:bottom w:w="80" w:type="dxa"/>
-              <w:left w:w="150" w:type="dxa"/>
-              <w:right w:w="150" w:type="dxa"/>
+              <w:top w:w="100" w:type="dxa"/>
+              <w:bottom w:w="100" w:type="dxa"/>
+              <w:left w:w="140" w:type="dxa"/>
+              <w:right w:w="140" w:type="dxa"/>
             </w:tcMar>
           </w:tcPr>
           <w:p>
             <w:pPr>
-              <w:jc w:val="left"/>
+              <w:spacing w:before="0" w:after="0" w:line="276" w:lineRule="auto"/>
             </w:pPr>
             <w:r>
               <w:rPr>
@@ -596,24 +764,24 @@
                 <w:color w:val="2D3748"/>
                 <w:sz w:val="18"/>
               </w:rPr>
-              <w:t>Inno Setup 6.x (WorkpulseSetup.exe)</w:t>
+              <w:t>Inno Setup 6.x (iHRMS-Desktop-Setup-1.1.exe)</w:t>
             </w:r>
           </w:p>
         </w:tc>
         <w:tc>
           <w:tcPr>
-            <w:tcW w:type="dxa" w:w="3600"/>
+            <w:tcW w:type="dxa" w:w="3456"/>
             <w:shd w:fill="F8FAFC"/>
             <w:tcMar>
-              <w:top w:w="80" w:type="dxa"/>
-              <w:bottom w:w="80" w:type="dxa"/>
-              <w:left w:w="150" w:type="dxa"/>
-              <w:right w:w="150" w:type="dxa"/>
+              <w:top w:w="100" w:type="dxa"/>
+              <w:bottom w:w="100" w:type="dxa"/>
+              <w:left w:w="140" w:type="dxa"/>
+              <w:right w:w="140" w:type="dxa"/>
             </w:tcMar>
           </w:tcPr>
           <w:p>
             <w:pPr>
-              <w:jc w:val="left"/>
+              <w:spacing w:before="0" w:after="0" w:line="276" w:lineRule="auto"/>
             </w:pPr>
             <w:r>
               <w:rPr>
@@ -621,7 +789,7 @@
                 <w:color w:val="2D3748"/>
                 <w:sz w:val="18"/>
               </w:rPr>
-              <w:t>Drag-and-Drop Notarized DMG (Workpulse.dmg)</w:t>
+              <w:t>Apple Notarized &amp; Stapled DMG (iHRMS-Desktop-1.1.dmg)</w:t>
             </w:r>
           </w:p>
         </w:tc>
@@ -629,35 +797,33 @@
     </w:tbl>
     <w:p>
       <w:pPr>
-        <w:spacing w:after="160"/>
+        <w:spacing w:after="120"/>
       </w:pPr>
     </w:p>
     <w:p>
       <w:pPr>
-        <w:keepNext/>
-        <w:spacing w:before="280" w:after="120"/>
+        <w:spacing w:before="280" w:after="80"/>
       </w:pPr>
       <w:r>
         <w:rPr>
           <w:rFonts w:ascii="Arial" w:hAnsi="Arial"/>
           <w:b/>
           <w:color w:val="0F2942"/>
-          <w:sz w:val="28"/>
+          <w:sz w:val="24"/>
         </w:rPr>
         <w:t>2. Detailed Functional Requirements</w:t>
       </w:r>
     </w:p>
     <w:p>
       <w:pPr>
-        <w:keepNext/>
-        <w:spacing w:before="200" w:after="80"/>
+        <w:spacing w:before="200" w:after="60"/>
       </w:pPr>
       <w:r>
         <w:rPr>
           <w:rFonts w:ascii="Arial" w:hAnsi="Arial"/>
           <w:b/>
-          <w:color w:val="0D9488"/>
-          <w:sz w:val="23"/>
+          <w:color w:val="0F2942"/>
+          <w:sz w:val="21"/>
         </w:rPr>
         <w:t>2.1 User Authentication &amp; Device Provisioning (SRS-AUTH)</w:t>
       </w:r>
@@ -665,70 +831,151 @@
     <w:p>
       <w:pPr>
         <w:pStyle w:val="ListBullet"/>
-        <w:spacing w:after="60" w:line="276" w:lineRule="auto"/>
+        <w:spacing w:before="0" w:after="80" w:line="276" w:lineRule="auto"/>
       </w:pPr>
       <w:r>
         <w:rPr>
           <w:rFonts w:ascii="Arial" w:hAnsi="Arial"/>
+          <w:b/>
           <w:color w:val="2D3748"/>
-          <w:sz w:val="20"/>
+          <w:sz w:val="19"/>
         </w:rPr>
-        <w:t>SRS-AUTH-01: Application shall query AppController to dynamically resolve tenant base URL from company code.</w:t>
+        <w:t xml:space="preserve">SRS-AUTH-01: </w:t>
+      </w:r>
+      <w:r>
+        <w:rPr>
+          <w:rFonts w:ascii="Arial" w:hAnsi="Arial"/>
+          <w:color w:val="334155"/>
+          <w:sz w:val="19"/>
+        </w:rPr>
+        <w:t>Application shall query App Controller (POST /appcontroller/appcontroller) to dynamically resolve tenant base URL from the entered Company Code.</w:t>
       </w:r>
     </w:p>
     <w:p>
       <w:pPr>
         <w:pStyle w:val="ListBullet"/>
-        <w:spacing w:after="60" w:line="276" w:lineRule="auto"/>
+        <w:spacing w:before="0" w:after="80" w:line="276" w:lineRule="auto"/>
       </w:pPr>
       <w:r>
         <w:rPr>
           <w:rFonts w:ascii="Arial" w:hAnsi="Arial"/>
+          <w:b/>
           <w:color w:val="2D3748"/>
-          <w:sz w:val="20"/>
+          <w:sz w:val="19"/>
         </w:rPr>
-        <w:t>SRS-AUTH-02: Authentication shall return employee profile, API key, and authorization scope.</w:t>
+        <w:t xml:space="preserve">SRS-AUTH-02: </w:t>
+      </w:r>
+      <w:r>
+        <w:rPr>
+          <w:rFonts w:ascii="Arial" w:hAnsi="Arial"/>
+          <w:color w:val="334155"/>
+          <w:sz w:val="19"/>
+        </w:rPr>
+        <w:t>Login screen shall enforce a two-step flow: verifying the company code locks the field with a green checkmark before revealing credential inputs.</w:t>
       </w:r>
     </w:p>
     <w:p>
       <w:pPr>
         <w:pStyle w:val="ListBullet"/>
-        <w:spacing w:after="60" w:line="276" w:lineRule="auto"/>
+        <w:spacing w:before="0" w:after="80" w:line="276" w:lineRule="auto"/>
       </w:pPr>
       <w:r>
         <w:rPr>
           <w:rFonts w:ascii="Arial" w:hAnsi="Arial"/>
+          <w:b/>
           <w:color w:val="2D3748"/>
-          <w:sz w:val="20"/>
+          <w:sz w:val="19"/>
         </w:rPr>
-        <w:t>SRS-AUTH-03: Workstation hardware UUID shall be enrolled via /tracking/enroll_device to obtain a scoped device_token.</w:t>
+        <w:t xml:space="preserve">SRS-AUTH-03: </w:t>
+      </w:r>
+      <w:r>
+        <w:rPr>
+          <w:rFonts w:ascii="Arial" w:hAnsi="Arial"/>
+          <w:color w:val="334155"/>
+          <w:sz w:val="19"/>
+        </w:rPr>
+        <w:t>On fresh installations with no stored session, all login inputs (Company Code, Username, Password) shall start strictly empty.</w:t>
       </w:r>
     </w:p>
     <w:p>
       <w:pPr>
         <w:pStyle w:val="ListBullet"/>
-        <w:spacing w:after="60" w:line="276" w:lineRule="auto"/>
-      </w:pPr>
-      <w:r>
-        <w:rPr>
-          <w:rFonts w:ascii="Arial" w:hAnsi="Arial"/>
-          <w:color w:val="2D3748"/>
-          <w:sz w:val="20"/>
-        </w:rPr>
-        <w:t>SRS-AUTH-04: Session persistence shall be stored securely in session.json and cleared completely on logout.</w:t>
-      </w:r>
-    </w:p>
-    <w:p>
-      <w:pPr>
-        <w:keepNext/>
-        <w:spacing w:before="200" w:after="80"/>
+        <w:spacing w:before="0" w:after="80" w:line="276" w:lineRule="auto"/>
       </w:pPr>
       <w:r>
         <w:rPr>
           <w:rFonts w:ascii="Arial" w:hAnsi="Arial"/>
           <w:b/>
-          <w:color w:val="0D9488"/>
-          <w:sz w:val="23"/>
+          <w:color w:val="2D3748"/>
+          <w:sz w:val="19"/>
+        </w:rPr>
+        <w:t xml:space="preserve">SRS-AUTH-04: </w:t>
+      </w:r>
+      <w:r>
+        <w:rPr>
+          <w:rFonts w:ascii="Arial" w:hAnsi="Arial"/>
+          <w:color w:val="334155"/>
+          <w:sz w:val="19"/>
+        </w:rPr>
+        <w:t>User authentication (POST /login/login) shall return employee profile, API key, and dynamic RBAC permissions.</w:t>
+      </w:r>
+    </w:p>
+    <w:p>
+      <w:pPr>
+        <w:pStyle w:val="ListBullet"/>
+        <w:spacing w:before="0" w:after="80" w:line="276" w:lineRule="auto"/>
+      </w:pPr>
+      <w:r>
+        <w:rPr>
+          <w:rFonts w:ascii="Arial" w:hAnsi="Arial"/>
+          <w:b/>
+          <w:color w:val="2D3748"/>
+          <w:sz w:val="19"/>
+        </w:rPr>
+        <w:t xml:space="preserve">SRS-AUTH-05: </w:t>
+      </w:r>
+      <w:r>
+        <w:rPr>
+          <w:rFonts w:ascii="Arial" w:hAnsi="Arial"/>
+          <w:color w:val="334155"/>
+          <w:sz w:val="19"/>
+        </w:rPr>
+        <w:t>Workstation hardware UUID shall be enrolled via POST /workpulse/enroll_device returning a dedicated device_token.</w:t>
+      </w:r>
+    </w:p>
+    <w:p>
+      <w:pPr>
+        <w:pStyle w:val="ListBullet"/>
+        <w:spacing w:before="0" w:after="80" w:line="276" w:lineRule="auto"/>
+      </w:pPr>
+      <w:r>
+        <w:rPr>
+          <w:rFonts w:ascii="Arial" w:hAnsi="Arial"/>
+          <w:b/>
+          <w:color w:val="2D3748"/>
+          <w:sz w:val="19"/>
+        </w:rPr>
+        <w:t xml:space="preserve">SRS-AUTH-06: </w:t>
+      </w:r>
+      <w:r>
+        <w:rPr>
+          <w:rFonts w:ascii="Arial" w:hAnsi="Arial"/>
+          <w:color w:val="334155"/>
+          <w:sz w:val="19"/>
+        </w:rPr>
+        <w:t>Session persistence shall be encrypted via Windows Credential Manager DPAPI or macOS Keychain and purged completely on user logout.</w:t>
+      </w:r>
+    </w:p>
+    <w:p>
+      <w:pPr>
+        <w:spacing w:before="200" w:after="60"/>
+      </w:pPr>
+      <w:r>
+        <w:rPr>
+          <w:rFonts w:ascii="Arial" w:hAnsi="Arial"/>
+          <w:b/>
+          <w:color w:val="0F2942"/>
+          <w:sz w:val="21"/>
         </w:rPr>
         <w:t>2.2 Activity &amp; Idle Tracking Engine (SRS-TRK)</w:t>
       </w:r>
@@ -736,190 +983,545 @@
     <w:p>
       <w:pPr>
         <w:pStyle w:val="ListBullet"/>
-        <w:spacing w:after="60" w:line="276" w:lineRule="auto"/>
+        <w:spacing w:before="0" w:after="80" w:line="276" w:lineRule="auto"/>
       </w:pPr>
       <w:r>
         <w:rPr>
           <w:rFonts w:ascii="Arial" w:hAnsi="Arial"/>
+          <w:b/>
           <w:color w:val="2D3748"/>
-          <w:sz w:val="20"/>
+          <w:sz w:val="19"/>
         </w:rPr>
-        <w:t>SRS-TRK-01: TrackerWorker shall poll active window title, process ID, and application executable every 1000ms.</w:t>
+        <w:t xml:space="preserve">SRS-TRK-01: </w:t>
+      </w:r>
+      <w:r>
+        <w:rPr>
+          <w:rFonts w:ascii="Arial" w:hAnsi="Arial"/>
+          <w:color w:val="334155"/>
+          <w:sz w:val="19"/>
+        </w:rPr>
+        <w:t>TrackerWorker shall poll active window title, process ID, and application executable every 1000ms.</w:t>
       </w:r>
     </w:p>
     <w:p>
       <w:pPr>
         <w:pStyle w:val="ListBullet"/>
-        <w:spacing w:after="60" w:line="276" w:lineRule="auto"/>
+        <w:spacing w:before="0" w:after="80" w:line="276" w:lineRule="auto"/>
       </w:pPr>
       <w:r>
         <w:rPr>
           <w:rFonts w:ascii="Arial" w:hAnsi="Arial"/>
+          <w:b/>
           <w:color w:val="2D3748"/>
-          <w:sz w:val="20"/>
+          <w:sz w:val="19"/>
         </w:rPr>
-        <w:t>SRS-TRK-02: Window title changes within the same process shall update active session in place without inserting new rows.</w:t>
+        <w:t xml:space="preserve">SRS-TRK-02: </w:t>
+      </w:r>
+      <w:r>
+        <w:rPr>
+          <w:rFonts w:ascii="Arial" w:hAnsi="Arial"/>
+          <w:color w:val="334155"/>
+          <w:sz w:val="19"/>
+        </w:rPr>
+        <w:t>Window title changes within the same process (e.g. browser tab switch) shall update the active session in place without inserting duplicate rows.</w:t>
       </w:r>
     </w:p>
     <w:p>
       <w:pPr>
         <w:pStyle w:val="ListBullet"/>
-        <w:spacing w:after="60" w:line="276" w:lineRule="auto"/>
+        <w:spacing w:before="0" w:after="80" w:line="276" w:lineRule="auto"/>
       </w:pPr>
       <w:r>
         <w:rPr>
           <w:rFonts w:ascii="Arial" w:hAnsi="Arial"/>
+          <w:b/>
           <w:color w:val="2D3748"/>
-          <w:sz w:val="20"/>
+          <w:sz w:val="19"/>
         </w:rPr>
-        <w:t>SRS-TRK-03: Idle detection shall measure system input elapsed time and halt active session logging upon crossing threshold.</w:t>
+        <w:t xml:space="preserve">SRS-TRK-03: </w:t>
+      </w:r>
+      <w:r>
+        <w:rPr>
+          <w:rFonts w:ascii="Arial" w:hAnsi="Arial"/>
+          <w:color w:val="334155"/>
+          <w:sz w:val="19"/>
+        </w:rPr>
+        <w:t>Idle detection shall measure hardware input elapsed time (GetLastInputInfo on Windows / CGEventSourceSecondsSinceLastEventType on macOS) and halt active time accumulation upon crossing threshold.</w:t>
       </w:r>
     </w:p>
     <w:p>
       <w:pPr>
         <w:pStyle w:val="ListBullet"/>
-        <w:spacing w:after="60" w:line="276" w:lineRule="auto"/>
-      </w:pPr>
-      <w:r>
-        <w:rPr>
-          <w:rFonts w:ascii="Arial" w:hAnsi="Arial"/>
-          <w:color w:val="2D3748"/>
-          <w:sz w:val="20"/>
-        </w:rPr>
-        <w:t>SRS-TRK-04: Resumption of user input shall close idle state and initiate a fresh active activity session.</w:t>
-      </w:r>
-    </w:p>
-    <w:p>
-      <w:pPr>
-        <w:keepNext/>
-        <w:spacing w:before="200" w:after="80"/>
+        <w:spacing w:before="0" w:after="80" w:line="276" w:lineRule="auto"/>
       </w:pPr>
       <w:r>
         <w:rPr>
           <w:rFonts w:ascii="Arial" w:hAnsi="Arial"/>
           <w:b/>
-          <w:color w:val="0D9488"/>
-          <w:sz w:val="23"/>
+          <w:color w:val="2D3748"/>
+          <w:sz w:val="19"/>
         </w:rPr>
-        <w:t>2.3 Batch Sync &amp; Health Telemetry (SRS-SYNC)</w:t>
+        <w:t xml:space="preserve">SRS-TRK-04: </w:t>
+      </w:r>
+      <w:r>
+        <w:rPr>
+          <w:rFonts w:ascii="Arial" w:hAnsi="Arial"/>
+          <w:color w:val="334155"/>
+          <w:sz w:val="19"/>
+        </w:rPr>
+        <w:t>Resumption of user input shall close the idle duration and initiate a fresh active activity session.</w:t>
       </w:r>
     </w:p>
     <w:p>
       <w:pPr>
         <w:pStyle w:val="ListBullet"/>
-        <w:spacing w:after="60" w:line="276" w:lineRule="auto"/>
+        <w:spacing w:before="0" w:after="80" w:line="276" w:lineRule="auto"/>
       </w:pPr>
       <w:r>
         <w:rPr>
           <w:rFonts w:ascii="Arial" w:hAnsi="Arial"/>
+          <w:b/>
           <w:color w:val="2D3748"/>
-          <w:sz w:val="20"/>
+          <w:sz w:val="19"/>
         </w:rPr>
-        <w:t>SRS-SYNC-01: SyncService shall transmit up to 100 closed activity sessions per batch via POST /tracking/save_activity_batch.</w:t>
+        <w:t xml:space="preserve">SRS-TRK-05: </w:t>
+      </w:r>
+      <w:r>
+        <w:rPr>
+          <w:rFonts w:ascii="Arial" w:hAnsi="Arial"/>
+          <w:color w:val="334155"/>
+          <w:sz w:val="19"/>
+        </w:rPr>
+        <w:t>Daily active time counter shall automatically rollover at midnight (00:00:00) without requiring application restart or re-login.</w:t>
+      </w:r>
+    </w:p>
+    <w:p>
+      <w:pPr>
+        <w:spacing w:before="200" w:after="60"/>
+      </w:pPr>
+      <w:r>
+        <w:rPr>
+          <w:rFonts w:ascii="Arial" w:hAnsi="Arial"/>
+          <w:b/>
+          <w:color w:val="0F2942"/>
+          <w:sz w:val="21"/>
+        </w:rPr>
+        <w:t>2.3 Batch Sync, Screenshots &amp; Telemetry (SRS-SYNC)</w:t>
       </w:r>
     </w:p>
     <w:p>
       <w:pPr>
         <w:pStyle w:val="ListBullet"/>
-        <w:spacing w:after="60" w:line="276" w:lineRule="auto"/>
+        <w:spacing w:before="0" w:after="80" w:line="276" w:lineRule="auto"/>
       </w:pPr>
       <w:r>
         <w:rPr>
           <w:rFonts w:ascii="Arial" w:hAnsi="Arial"/>
+          <w:b/>
           <w:color w:val="2D3748"/>
-          <w:sz w:val="20"/>
+          <w:sz w:val="19"/>
         </w:rPr>
-        <w:t>SRS-SYNC-02: System health telemetry (CPU, RAM, Disk, Battery, Network) shall be sampled every 60s and integer-rounded in payloads.</w:t>
+        <w:t xml:space="preserve">SRS-SYNC-01: </w:t>
+      </w:r>
+      <w:r>
+        <w:rPr>
+          <w:rFonts w:ascii="Arial" w:hAnsi="Arial"/>
+          <w:color w:val="334155"/>
+          <w:sz w:val="19"/>
+        </w:rPr>
+        <w:t>SyncService shall transmit up to 100 closed activity sessions per batch via POST /workpulse/save_activity_batch with exponential backoff.</w:t>
       </w:r>
     </w:p>
     <w:p>
       <w:pPr>
         <w:pStyle w:val="ListBullet"/>
-        <w:spacing w:after="60" w:line="276" w:lineRule="auto"/>
-      </w:pPr>
-      <w:r>
-        <w:rPr>
-          <w:rFonts w:ascii="Arial" w:hAnsi="Arial"/>
-          <w:color w:val="2D3748"/>
-          <w:sz w:val="20"/>
-        </w:rPr>
-        <w:t>SRS-SYNC-03: Offline activity records and screenshots shall be persisted in SQLite until server HTTP 200 confirmation.</w:t>
-      </w:r>
-    </w:p>
-    <w:p>
-      <w:pPr>
-        <w:keepNext/>
-        <w:spacing w:before="200" w:after="80"/>
+        <w:spacing w:before="0" w:after="80" w:line="276" w:lineRule="auto"/>
       </w:pPr>
       <w:r>
         <w:rPr>
           <w:rFonts w:ascii="Arial" w:hAnsi="Arial"/>
           <w:b/>
-          <w:color w:val="0D9488"/>
-          <w:sz w:val="23"/>
+          <w:color w:val="2D3748"/>
+          <w:sz w:val="19"/>
         </w:rPr>
-        <w:t>2.4 Auto-Update Pipeline &amp; Loop Guard (SRS-UPD)</w:t>
+        <w:t xml:space="preserve">SRS-SYNC-02: </w:t>
+      </w:r>
+      <w:r>
+        <w:rPr>
+          <w:rFonts w:ascii="Arial" w:hAnsi="Arial"/>
+          <w:color w:val="334155"/>
+          <w:sz w:val="19"/>
+        </w:rPr>
+        <w:t>Periodic JPEG virtual desktop screenshots (Quality 75) shall be captured and uploaded via POST /workpulse/upload_screenshot, with local files purged only upon HTTP 200.</w:t>
       </w:r>
     </w:p>
     <w:p>
       <w:pPr>
         <w:pStyle w:val="ListBullet"/>
-        <w:spacing w:after="60" w:line="276" w:lineRule="auto"/>
+        <w:spacing w:before="0" w:after="80" w:line="276" w:lineRule="auto"/>
       </w:pPr>
       <w:r>
         <w:rPr>
           <w:rFonts w:ascii="Arial" w:hAnsi="Arial"/>
+          <w:b/>
           <w:color w:val="2D3748"/>
-          <w:sz w:val="20"/>
+          <w:sz w:val="19"/>
         </w:rPr>
-        <w:t>SRS-UPD-01: Target version shall be derived solely from live API response (POST /punch/check_new_version).</w:t>
+        <w:t xml:space="preserve">SRS-SYNC-03: </w:t>
+      </w:r>
+      <w:r>
+        <w:rPr>
+          <w:rFonts w:ascii="Arial" w:hAnsi="Arial"/>
+          <w:color w:val="334155"/>
+          <w:sz w:val="19"/>
+        </w:rPr>
+        <w:t>System health telemetry (CPU, RAM, Disk, Battery, Network) shall be sampled every 60s with integer-rounded payload metrics.</w:t>
       </w:r>
     </w:p>
     <w:p>
       <w:pPr>
         <w:pStyle w:val="ListBullet"/>
-        <w:spacing w:after="60" w:line="276" w:lineRule="auto"/>
+        <w:spacing w:before="0" w:after="80" w:line="276" w:lineRule="auto"/>
       </w:pPr>
       <w:r>
         <w:rPr>
           <w:rFonts w:ascii="Arial" w:hAnsi="Arial"/>
+          <w:b/>
           <w:color w:val="2D3748"/>
-          <w:sz w:val="20"/>
+          <w:sz w:val="19"/>
         </w:rPr>
-        <w:t>SRS-UPD-02: Update shall initiate only when server_version is strictly newer than get_running_app_version().</w:t>
+        <w:t xml:space="preserve">SRS-SYNC-04: </w:t>
+      </w:r>
+      <w:r>
+        <w:rPr>
+          <w:rFonts w:ascii="Arial" w:hAnsi="Arial"/>
+          <w:color w:val="334155"/>
+          <w:sz w:val="19"/>
+        </w:rPr>
+        <w:t>Diagnostic error logs capturing unhandled main and background thread exceptions shall be reported via POST /workpulse/report_error.</w:t>
+      </w:r>
+    </w:p>
+    <w:p>
+      <w:pPr>
+        <w:spacing w:before="200" w:after="60"/>
+      </w:pPr>
+      <w:r>
+        <w:rPr>
+          <w:rFonts w:ascii="Arial" w:hAnsi="Arial"/>
+          <w:b/>
+          <w:color w:val="0F2942"/>
+          <w:sz w:val="21"/>
+        </w:rPr>
+        <w:t>2.4 Task PMS &amp; Timesheet Management (SRS-PMS)</w:t>
       </w:r>
     </w:p>
     <w:p>
       <w:pPr>
         <w:pStyle w:val="ListBullet"/>
-        <w:spacing w:after="60" w:line="276" w:lineRule="auto"/>
+        <w:spacing w:before="0" w:after="80" w:line="276" w:lineRule="auto"/>
       </w:pPr>
       <w:r>
         <w:rPr>
           <w:rFonts w:ascii="Arial" w:hAnsi="Arial"/>
+          <w:b/>
           <w:color w:val="2D3748"/>
-          <w:sz w:val="20"/>
+          <w:sz w:val="19"/>
         </w:rPr>
-        <w:t>SRS-UPD-03: Downloaded installers shall undergo PE binary validation (&gt;100KB, 'MZ' header) before staging.</w:t>
+        <w:t xml:space="preserve">SRS-PMS-01: </w:t>
+      </w:r>
+      <w:r>
+        <w:rPr>
+          <w:rFonts w:ascii="Arial" w:hAnsi="Arial"/>
+          <w:color w:val="334155"/>
+          <w:sz w:val="19"/>
+        </w:rPr>
+        <w:t>Application shall retrieve assigned KRA tasks via POST /TaskPMS/get_kra.</w:t>
       </w:r>
     </w:p>
     <w:p>
       <w:pPr>
         <w:pStyle w:val="ListBullet"/>
-        <w:spacing w:after="60" w:line="276" w:lineRule="auto"/>
+        <w:spacing w:before="0" w:after="80" w:line="276" w:lineRule="auto"/>
       </w:pPr>
       <w:r>
         <w:rPr>
           <w:rFonts w:ascii="Arial" w:hAnsi="Arial"/>
+          <w:b/>
           <w:color w:val="2D3748"/>
-          <w:sz w:val="20"/>
+          <w:sz w:val="19"/>
         </w:rPr>
-        <w:t>SRS-UPD-04: UpdateStateManager shall prevent infinite update loops by enforcing a 24-hour cooldown after 2 failed attempts.</w:t>
+        <w:t xml:space="preserve">SRS-PMS-02: </w:t>
+      </w:r>
+      <w:r>
+        <w:rPr>
+          <w:rFonts w:ascii="Arial" w:hAnsi="Arial"/>
+          <w:color w:val="334155"/>
+          <w:sz w:val="19"/>
+        </w:rPr>
+        <w:t>Timesheet table shall support inline completion %, hours spent, remarks, draft saving (POST /TaskPMS/get_draft_kra_date), and final submission (POST /TaskPMS/fill_time_sheet).</w:t>
+      </w:r>
+    </w:p>
+    <w:p>
+      <w:pPr>
+        <w:pStyle w:val="ListBullet"/>
+        <w:spacing w:before="0" w:after="80" w:line="276" w:lineRule="auto"/>
+      </w:pPr>
+      <w:r>
+        <w:rPr>
+          <w:rFonts w:ascii="Arial" w:hAnsi="Arial"/>
+          <w:b/>
+          <w:color w:val="2D3748"/>
+          <w:sz w:val="19"/>
+        </w:rPr>
+        <w:t xml:space="preserve">SRS-PMS-03: </w:t>
+      </w:r>
+      <w:r>
+        <w:rPr>
+          <w:rFonts w:ascii="Arial" w:hAnsi="Arial"/>
+          <w:color w:val="334155"/>
+          <w:sz w:val="19"/>
+        </w:rPr>
+        <w:t>Users shall be permitted to log and submit Additional Tasks via POST /TaskPMS/save_additional_task.</w:t>
+      </w:r>
+    </w:p>
+    <w:p>
+      <w:pPr>
+        <w:spacing w:before="200" w:after="60"/>
+      </w:pPr>
+      <w:r>
+        <w:rPr>
+          <w:rFonts w:ascii="Arial" w:hAnsi="Arial"/>
+          <w:b/>
+          <w:color w:val="0F2942"/>
+          <w:sz w:val="21"/>
+        </w:rPr>
+        <w:t>2.5 Process Lifecycle, Startup &amp; Recovery (SRS-REC)</w:t>
+      </w:r>
+    </w:p>
+    <w:p>
+      <w:pPr>
+        <w:pStyle w:val="ListBullet"/>
+        <w:spacing w:before="0" w:after="80" w:line="276" w:lineRule="auto"/>
+      </w:pPr>
+      <w:r>
+        <w:rPr>
+          <w:rFonts w:ascii="Arial" w:hAnsi="Arial"/>
+          <w:b/>
+          <w:color w:val="2D3748"/>
+          <w:sz w:val="19"/>
+        </w:rPr>
+        <w:t xml:space="preserve">SRS-REC-01: </w:t>
+      </w:r>
+      <w:r>
+        <w:rPr>
+          <w:rFonts w:ascii="Arial" w:hAnsi="Arial"/>
+          <w:color w:val="334155"/>
+          <w:sz w:val="19"/>
+        </w:rPr>
+        <w:t>Application shall register auto-start with system via Windows HKCU Run key and macOS per-user LaunchAgent plist.</w:t>
+      </w:r>
+    </w:p>
+    <w:p>
+      <w:pPr>
+        <w:pStyle w:val="ListBullet"/>
+        <w:spacing w:before="0" w:after="80" w:line="276" w:lineRule="auto"/>
+      </w:pPr>
+      <w:r>
+        <w:rPr>
+          <w:rFonts w:ascii="Arial" w:hAnsi="Arial"/>
+          <w:b/>
+          <w:color w:val="2D3748"/>
+          <w:sz w:val="19"/>
+        </w:rPr>
+        <w:t xml:space="preserve">SRS-REC-02: </w:t>
+      </w:r>
+      <w:r>
+        <w:rPr>
+          <w:rFonts w:ascii="Arial" w:hAnsi="Arial"/>
+          <w:color w:val="334155"/>
+          <w:sz w:val="19"/>
+        </w:rPr>
+        <w:t>Windows supervisor (iHRMS-Supervisor.exe) and Task Scheduler watchdog shall detect unexpected termination and restart the application.</w:t>
+      </w:r>
+    </w:p>
+    <w:p>
+      <w:pPr>
+        <w:pStyle w:val="ListBullet"/>
+        <w:spacing w:before="0" w:after="80" w:line="276" w:lineRule="auto"/>
+      </w:pPr>
+      <w:r>
+        <w:rPr>
+          <w:rFonts w:ascii="Arial" w:hAnsi="Arial"/>
+          <w:b/>
+          <w:color w:val="2D3748"/>
+          <w:sz w:val="19"/>
+        </w:rPr>
+        <w:t xml:space="preserve">SRS-REC-03: </w:t>
+      </w:r>
+      <w:r>
+        <w:rPr>
+          <w:rFonts w:ascii="Arial" w:hAnsi="Arial"/>
+          <w:color w:val="334155"/>
+          <w:sz w:val="19"/>
+        </w:rPr>
+        <w:t>macOS LaunchAgent plist shall specify KeepAlive with SuccessfulExit: false and Crashed: true, enabling native launchd recovery.</w:t>
+      </w:r>
+    </w:p>
+    <w:p>
+      <w:pPr>
+        <w:pStyle w:val="ListBullet"/>
+        <w:spacing w:before="0" w:after="80" w:line="276" w:lineRule="auto"/>
+      </w:pPr>
+      <w:r>
+        <w:rPr>
+          <w:rFonts w:ascii="Arial" w:hAnsi="Arial"/>
+          <w:b/>
+          <w:color w:val="2D3748"/>
+          <w:sz w:val="19"/>
+        </w:rPr>
+        <w:t xml:space="preserve">SRS-REC-04: </w:t>
+      </w:r>
+      <w:r>
+        <w:rPr>
+          <w:rFonts w:ascii="Arial" w:hAnsi="Arial"/>
+          <w:color w:val="334155"/>
+          <w:sz w:val="19"/>
+        </w:rPr>
+        <w:t>Single-instance guard via QLockFile (15s timeout) shall prevent duplicate processes, restoring genuine windows to foreground.</w:t>
+      </w:r>
+    </w:p>
+    <w:p>
+      <w:pPr>
+        <w:pStyle w:val="ListBullet"/>
+        <w:spacing w:before="0" w:after="80" w:line="276" w:lineRule="auto"/>
+      </w:pPr>
+      <w:r>
+        <w:rPr>
+          <w:rFonts w:ascii="Arial" w:hAnsi="Arial"/>
+          <w:b/>
+          <w:color w:val="2D3748"/>
+          <w:sz w:val="19"/>
+        </w:rPr>
+        <w:t xml:space="preserve">SRS-REC-05: </w:t>
+      </w:r>
+      <w:r>
+        <w:rPr>
+          <w:rFonts w:ascii="Arial" w:hAnsi="Arial"/>
+          <w:color w:val="334155"/>
+          <w:sz w:val="19"/>
+        </w:rPr>
+        <w:t>Dedicated uninstallation reporter (services/uninstall_reporter.py) shall notify support only upon actual Inno Setup uninstallation.</w:t>
+      </w:r>
+    </w:p>
+    <w:p>
+      <w:pPr>
+        <w:spacing w:before="200" w:after="60"/>
+      </w:pPr>
+      <w:r>
+        <w:rPr>
+          <w:rFonts w:ascii="Arial" w:hAnsi="Arial"/>
+          <w:b/>
+          <w:color w:val="0F2942"/>
+          <w:sz w:val="21"/>
+        </w:rPr>
+        <w:t>2.6 Auto-Update Pipeline &amp; Loop Guard (SRS-UPD)</w:t>
+      </w:r>
+    </w:p>
+    <w:p>
+      <w:pPr>
+        <w:pStyle w:val="ListBullet"/>
+        <w:spacing w:before="0" w:after="80" w:line="276" w:lineRule="auto"/>
+      </w:pPr>
+      <w:r>
+        <w:rPr>
+          <w:rFonts w:ascii="Arial" w:hAnsi="Arial"/>
+          <w:b/>
+          <w:color w:val="2D3748"/>
+          <w:sz w:val="19"/>
+        </w:rPr>
+        <w:t xml:space="preserve">SRS-UPD-01: </w:t>
+      </w:r>
+      <w:r>
+        <w:rPr>
+          <w:rFonts w:ascii="Arial" w:hAnsi="Arial"/>
+          <w:color w:val="334155"/>
+          <w:sz w:val="19"/>
+        </w:rPr>
+        <w:t>Target version and installer URLs shall be derived from App Controller API response (apps.WINDOWS / apps.MAC).</w:t>
+      </w:r>
+    </w:p>
+    <w:p>
+      <w:pPr>
+        <w:pStyle w:val="ListBullet"/>
+        <w:spacing w:before="0" w:after="80" w:line="276" w:lineRule="auto"/>
+      </w:pPr>
+      <w:r>
+        <w:rPr>
+          <w:rFonts w:ascii="Arial" w:hAnsi="Arial"/>
+          <w:b/>
+          <w:color w:val="2D3748"/>
+          <w:sz w:val="19"/>
+        </w:rPr>
+        <w:t xml:space="preserve">SRS-UPD-02: </w:t>
+      </w:r>
+      <w:r>
+        <w:rPr>
+          <w:rFonts w:ascii="Arial" w:hAnsi="Arial"/>
+          <w:color w:val="334155"/>
+          <w:sz w:val="19"/>
+        </w:rPr>
+        <w:t>Update shall trigger only when server_version is strictly newer than get_running_app_version() via semantic numerical comparison.</w:t>
+      </w:r>
+    </w:p>
+    <w:p>
+      <w:pPr>
+        <w:pStyle w:val="ListBullet"/>
+        <w:spacing w:before="0" w:after="80" w:line="276" w:lineRule="auto"/>
+      </w:pPr>
+      <w:r>
+        <w:rPr>
+          <w:rFonts w:ascii="Arial" w:hAnsi="Arial"/>
+          <w:b/>
+          <w:color w:val="2D3748"/>
+          <w:sz w:val="19"/>
+        </w:rPr>
+        <w:t xml:space="preserve">SRS-UPD-03: </w:t>
+      </w:r>
+      <w:r>
+        <w:rPr>
+          <w:rFonts w:ascii="Arial" w:hAnsi="Arial"/>
+          <w:color w:val="334155"/>
+          <w:sz w:val="19"/>
+        </w:rPr>
+        <w:t>Downloaded installers shall undergo binary validation (DOS/PE header MZ on Windows; UDIF koly on macOS) prior to staging.</w:t>
+      </w:r>
+    </w:p>
+    <w:p>
+      <w:pPr>
+        <w:pStyle w:val="ListBullet"/>
+        <w:spacing w:before="0" w:after="80" w:line="276" w:lineRule="auto"/>
+      </w:pPr>
+      <w:r>
+        <w:rPr>
+          <w:rFonts w:ascii="Arial" w:hAnsi="Arial"/>
+          <w:b/>
+          <w:color w:val="2D3748"/>
+          <w:sz w:val="19"/>
+        </w:rPr>
+        <w:t xml:space="preserve">SRS-UPD-04: </w:t>
+      </w:r>
+      <w:r>
+        <w:rPr>
+          <w:rFonts w:ascii="Arial" w:hAnsi="Arial"/>
+          <w:color w:val="334155"/>
+          <w:sz w:val="19"/>
+        </w:rPr>
+        <w:t>UpdateStateManager shall enforce a 24-hour cooldown after 2 consecutive failed attempts to prevent infinite update loops.</w:t>
       </w:r>
     </w:p>
     <w:sectPr>
       <w:pgSz w:w="12240" w:h="15840"/>
-      <w:pgMar w:top="1152" w:right="1152" w:bottom="1152" w:left="1152" w:header="720" w:footer="720" w:gutter="0"/>
+      <w:pgMar w:top="1440" w:right="1800" w:bottom="1440" w:left="1800" w:header="720" w:footer="720" w:gutter="0"/>
       <w:cols w:space="720"/>
       <w:docGrid w:linePitch="360"/>
     </w:sectPr>
